--- a/templates/Bonafide_Certificate.docx
+++ b/templates/Bonafide_Certificate.docx
@@ -21,52 +21,6 @@
           <w:sz w:val="24"/>
           <w:szCs w:val="24"/>
         </w:rPr>
-        <w:drawing>
-          <wp:anchor behindDoc="0" distT="114300" distB="114300" distL="114300" distR="114300" simplePos="0" locked="0" layoutInCell="0" allowOverlap="1" relativeHeight="2">
-            <wp:simplePos x="0" y="0"/>
-            <wp:positionH relativeFrom="column">
-              <wp:posOffset>0</wp:posOffset>
-            </wp:positionH>
-            <wp:positionV relativeFrom="paragraph">
-              <wp:posOffset>114300</wp:posOffset>
-            </wp:positionV>
-            <wp:extent cx="795020" cy="667385"/>
-            <wp:effectExtent l="0" t="0" r="0" b="0"/>
-            <wp:wrapSquare wrapText="bothSides"/>
-            <wp:docPr id="1" name="image1.png"/>
-            <wp:cNvGraphicFramePr>
-              <a:graphicFrameLocks xmlns:a="http://schemas.openxmlformats.org/drawingml/2006/main" noChangeAspect="1"/>
-            </wp:cNvGraphicFramePr>
-            <a:graphic xmlns:a="http://schemas.openxmlformats.org/drawingml/2006/main">
-              <a:graphicData uri="http://schemas.openxmlformats.org/drawingml/2006/picture">
-                <pic:pic xmlns:pic="http://schemas.openxmlformats.org/drawingml/2006/picture">
-                  <pic:nvPicPr>
-                    <pic:cNvPr id="1" name="image1.png"/>
-                    <pic:cNvPicPr>
-                      <a:picLocks noChangeAspect="1" noChangeArrowheads="1"/>
-                    </pic:cNvPicPr>
-                  </pic:nvPicPr>
-                  <pic:blipFill>
-                    <a:blip r:embed="rId2"/>
-                    <a:stretch>
-                      <a:fillRect/>
-                    </a:stretch>
-                  </pic:blipFill>
-                  <pic:spPr bwMode="auto">
-                    <a:xfrm>
-                      <a:off x="0" y="0"/>
-                      <a:ext cx="795020" cy="667385"/>
-                    </a:xfrm>
-                    <a:prstGeom prst="rect">
-                      <a:avLst/>
-                    </a:prstGeom>
-                    <a:noFill/>
-                  </pic:spPr>
-                </pic:pic>
-              </a:graphicData>
-            </a:graphic>
-          </wp:anchor>
-        </w:drawing>
       </w:r>
       <w:bookmarkStart w:id="0" w:name="_xxif6teewy03"/>
       <w:bookmarkStart w:id="1" w:name="_xxif6teewy03"/>
@@ -93,6 +47,7 @@
           <w:sz w:val="24"/>
           <w:szCs w:val="24"/>
         </w:rPr>
+        <w:tab/>
         <w:t>THIAGARAJAR COLLEGE OF ENGINEERING,MADURAI - 625015</w:t>
       </w:r>
     </w:p>
@@ -104,7 +59,7 @@
       </w:pPr>
       <w:r>
         <w:rPr/>
-        <w:t>(A Govt.Aided Autonomous Institution affiliated to Anna University)</w:t>
+        <w:t>(A Govt. Aided Autonomous Institution affiliated to Anna University)</w:t>
       </w:r>
     </w:p>
     <w:p>
@@ -115,14 +70,12 @@
           <w:szCs w:val="32"/>
         </w:rPr>
       </w:pPr>
-      <w:bookmarkStart w:id="3" w:name="_3opcs80etra"/>
-      <w:bookmarkEnd w:id="3"/>
       <w:r>
         <w:rPr>
           <w:sz w:val="32"/>
           <w:szCs w:val="32"/>
         </w:rPr>
-        <w:t>--------------------------------------------------------------------------</w:t>
+        <w:t>---------------------------------------------------------------------------------------</w:t>
       </w:r>
     </w:p>
     <w:p>
@@ -261,29 +214,32 @@
           <w:sz w:val="28"/>
           <w:szCs w:val="28"/>
         </w:rPr>
-        <w:t xml:space="preserve">Certified that {title} {name} , (Roll No:{rollno}) of {relation} </w:t>
-      </w:r>
-      <w:r>
-        <w:rPr>
-          <w:color w:val="202124"/>
-          <w:sz w:val="28"/>
-          <w:szCs w:val="28"/>
-          <w:highlight w:val="white"/>
-        </w:rPr>
-        <w:t>{parentName} is a bonafide student of this College studying in {year}</w:t>
-      </w:r>
-    </w:p>
-    <w:p>
-      <w:pPr>
-        <w:pStyle w:val="normal1"/>
-        <w:pageBreakBefore w:val="false"/>
+        <w:t xml:space="preserve">      </w:t>
+      </w:r>
+      <w:r>
+        <w:rPr>
+          <w:sz w:val="28"/>
+          <w:szCs w:val="28"/>
+        </w:rPr>
+        <w:t>Certified that {title}. {name},(Roll No : {rollno}) of {relation</w:t>
+      </w:r>
+      <w:r>
+        <w:rPr>
+          <w:sz w:val="28"/>
+          <w:szCs w:val="28"/>
+        </w:rPr>
+        <w:t>}</w:t>
+      </w:r>
+    </w:p>
+    <w:p>
+      <w:pPr>
+        <w:pStyle w:val="normal1"/>
         <w:shd w:val="clear" w:fill="auto"/>
         <w:spacing w:lineRule="auto" w:line="480"/>
         <w:ind w:hanging="0" w:start="720"/>
         <w:jc w:val="both"/>
         <w:rPr>
-          <w:b/>
-          <w:bCs/>
+          <w:color w:val="202124"/>
           <w:sz w:val="28"/>
           <w:szCs w:val="28"/>
           <w:highlight w:val="white"/>
@@ -296,17 +252,83 @@
           <w:szCs w:val="28"/>
           <w:highlight w:val="white"/>
         </w:rPr>
-        <w:t>Year, {course} - {branch} during the year {academicYear}</w:t>
-      </w:r>
-      <w:r>
-        <w:rPr>
-          <w:b/>
-          <w:bCs/>
+        <w:t xml:space="preserve">{parentName} is a bonafide student of this College studying in </w:t>
+      </w:r>
+    </w:p>
+    <w:p>
+      <w:pPr>
+        <w:pStyle w:val="normal1"/>
+        <w:shd w:val="clear" w:fill="auto"/>
+        <w:spacing w:lineRule="auto" w:line="480"/>
+        <w:ind w:hanging="0" w:start="720"/>
+        <w:jc w:val="both"/>
+        <w:rPr>
           <w:color w:val="202124"/>
           <w:sz w:val="28"/>
           <w:szCs w:val="28"/>
           <w:highlight w:val="white"/>
         </w:rPr>
+      </w:pPr>
+      <w:r>
+        <w:rPr>
+          <w:color w:val="202124"/>
+          <w:sz w:val="28"/>
+          <w:szCs w:val="28"/>
+          <w:highlight w:val="white"/>
+        </w:rPr>
+        <w:t>{year</w:t>
+      </w:r>
+      <w:r>
+        <w:rPr>
+          <w:color w:val="202124"/>
+          <w:sz w:val="28"/>
+          <w:szCs w:val="28"/>
+          <w:highlight w:val="white"/>
+        </w:rPr>
+        <w:t xml:space="preserve">} </w:t>
+      </w:r>
+      <w:r>
+        <w:rPr>
+          <w:color w:val="202124"/>
+          <w:sz w:val="28"/>
+          <w:szCs w:val="28"/>
+          <w:highlight w:val="white"/>
+        </w:rPr>
+        <w:t xml:space="preserve">Year, {course} - {branch} during the year </w:t>
+      </w:r>
+    </w:p>
+    <w:p>
+      <w:pPr>
+        <w:pStyle w:val="normal1"/>
+        <w:shd w:val="clear" w:fill="auto"/>
+        <w:spacing w:lineRule="auto" w:line="480"/>
+        <w:ind w:hanging="0" w:start="720"/>
+        <w:jc w:val="both"/>
+        <w:rPr>
+          <w:color w:val="202124"/>
+          <w:sz w:val="28"/>
+          <w:szCs w:val="28"/>
+          <w:highlight w:val="white"/>
+        </w:rPr>
+      </w:pPr>
+      <w:r>
+        <w:rPr>
+          <w:color w:val="202124"/>
+          <w:sz w:val="28"/>
+          <w:szCs w:val="28"/>
+          <w:highlight w:val="white"/>
+        </w:rPr>
+        <w:t>{academicYear}</w:t>
+      </w:r>
+      <w:r>
+        <w:rPr>
+          <w:b/>
+          <w:bCs/>
+          <w:color w:val="202124"/>
+          <w:sz w:val="28"/>
+          <w:szCs w:val="28"/>
+          <w:highlight w:val="white"/>
+        </w:rPr>
         <w:t>.</w:t>
       </w:r>
     </w:p>
@@ -315,6 +337,10 @@
         <w:pStyle w:val="normal1"/>
         <w:pageBreakBefore w:val="false"/>
         <w:shd w:val="clear" w:fill="auto"/>
+        <w:tabs>
+          <w:tab w:val="clear" w:pos="720"/>
+          <w:tab w:val="left" w:pos="8460" w:leader="none"/>
+        </w:tabs>
         <w:spacing w:lineRule="auto" w:line="480"/>
         <w:ind w:firstLine="180" w:start="630"/>
         <w:jc w:val="both"/>
@@ -337,7 +363,6 @@
           <w:sz w:val="28"/>
           <w:szCs w:val="28"/>
         </w:rPr>
-        <w:tab/>
         <w:t>This Certificate is issued to enable {himHer} to apply for {certificateFor}{#scholarshipType} ({scholarshipType}){/scholarshipType}.</w:t>
       </w:r>
     </w:p>
@@ -588,7 +613,7 @@
         </w:rPr>
         <w:t>Ph.No. 0452-2482240-42          Fax No: 0452-2483427            Email:</w:t>
       </w:r>
-      <w:hyperlink r:id="rId3">
+      <w:hyperlink r:id="rId2">
         <w:r>
           <w:rPr>
             <w:rStyle w:val="Style3"/>

--- a/templates/Bonafide_Certificate.docx
+++ b/templates/Bonafide_Certificate.docx
@@ -221,7 +221,55 @@
           <w:sz w:val="28"/>
           <w:szCs w:val="28"/>
         </w:rPr>
-        <w:t>Certified that {title}. {name},(Roll No : {rollno}) of {relation</w:t>
+        <w:t xml:space="preserve">Certified that </w:t>
+      </w:r>
+      <w:r>
+        <w:rPr>
+          <w:b/>
+          <w:bCs/>
+          <w:sz w:val="28"/>
+          <w:szCs w:val="28"/>
+        </w:rPr>
+        <w:t>{title}</w:t>
+      </w:r>
+      <w:r>
+        <w:rPr>
+          <w:sz w:val="28"/>
+          <w:szCs w:val="28"/>
+        </w:rPr>
+        <w:t xml:space="preserve"> </w:t>
+      </w:r>
+      <w:r>
+        <w:rPr>
+          <w:b/>
+          <w:bCs/>
+          <w:sz w:val="28"/>
+          <w:szCs w:val="28"/>
+        </w:rPr>
+        <w:t>{name}</w:t>
+      </w:r>
+      <w:r>
+        <w:rPr>
+          <w:sz w:val="28"/>
+          <w:szCs w:val="28"/>
+        </w:rPr>
+        <w:t xml:space="preserve">,(Roll No : </w:t>
+      </w:r>
+      <w:r>
+        <w:rPr>
+          <w:b/>
+          <w:bCs/>
+          <w:sz w:val="28"/>
+          <w:szCs w:val="28"/>
+        </w:rPr>
+        <w:t>{rollno}</w:t>
+      </w:r>
+      <w:r>
+        <w:rPr>
+          <w:sz w:val="28"/>
+          <w:szCs w:val="28"/>
+        </w:rPr>
+        <w:t>) of {relation</w:t>
       </w:r>
       <w:r>
         <w:rPr>
@@ -230,106 +278,52 @@
         </w:rPr>
         <w:t>}</w:t>
       </w:r>
-    </w:p>
-    <w:p>
-      <w:pPr>
-        <w:pStyle w:val="normal1"/>
-        <w:shd w:val="clear" w:fill="auto"/>
-        <w:spacing w:lineRule="auto" w:line="480"/>
-        <w:ind w:hanging="0" w:start="720"/>
-        <w:jc w:val="both"/>
+      <w:r>
+        <w:rPr>
+          <w:sz w:val="28"/>
+          <w:szCs w:val="28"/>
+        </w:rPr>
+        <w:t xml:space="preserve"> </w:t>
+      </w:r>
+      <w:r>
         <w:rPr>
           <w:color w:val="202124"/>
           <w:sz w:val="28"/>
           <w:szCs w:val="28"/>
           <w:highlight w:val="white"/>
         </w:rPr>
-      </w:pPr>
-      <w:r>
-        <w:rPr>
+        <w:t xml:space="preserve">{parentName} is a bonafide student of this College studying in {year} Year, </w:t>
+      </w:r>
+      <w:r>
+        <w:rPr>
+          <w:b/>
+          <w:bCs/>
           <w:color w:val="202124"/>
           <w:sz w:val="28"/>
           <w:szCs w:val="28"/>
           <w:highlight w:val="white"/>
         </w:rPr>
-        <w:t xml:space="preserve">{parentName} is a bonafide student of this College studying in </w:t>
-      </w:r>
-    </w:p>
-    <w:p>
-      <w:pPr>
-        <w:pStyle w:val="normal1"/>
-        <w:shd w:val="clear" w:fill="auto"/>
-        <w:spacing w:lineRule="auto" w:line="480"/>
-        <w:ind w:hanging="0" w:start="720"/>
-        <w:jc w:val="both"/>
+        <w:t>{course} - {branch}</w:t>
+      </w:r>
+      <w:r>
         <w:rPr>
           <w:color w:val="202124"/>
           <w:sz w:val="28"/>
           <w:szCs w:val="28"/>
           <w:highlight w:val="white"/>
         </w:rPr>
-      </w:pPr>
-      <w:r>
-        <w:rPr>
+        <w:t xml:space="preserve"> during the year </w:t>
+      </w:r>
+      <w:r>
+        <w:rPr>
+          <w:b/>
+          <w:bCs/>
           <w:color w:val="202124"/>
           <w:sz w:val="28"/>
           <w:szCs w:val="28"/>
           <w:highlight w:val="white"/>
         </w:rPr>
-        <w:t>{year</w:t>
-      </w:r>
-      <w:r>
-        <w:rPr>
-          <w:color w:val="202124"/>
-          <w:sz w:val="28"/>
-          <w:szCs w:val="28"/>
-          <w:highlight w:val="white"/>
-        </w:rPr>
-        <w:t xml:space="preserve">} </w:t>
-      </w:r>
-      <w:r>
-        <w:rPr>
-          <w:color w:val="202124"/>
-          <w:sz w:val="28"/>
-          <w:szCs w:val="28"/>
-          <w:highlight w:val="white"/>
-        </w:rPr>
-        <w:t xml:space="preserve">Year, {course} - {branch} during the year </w:t>
-      </w:r>
-    </w:p>
-    <w:p>
-      <w:pPr>
-        <w:pStyle w:val="normal1"/>
-        <w:shd w:val="clear" w:fill="auto"/>
-        <w:spacing w:lineRule="auto" w:line="480"/>
-        <w:ind w:hanging="0" w:start="720"/>
-        <w:jc w:val="both"/>
-        <w:rPr>
-          <w:color w:val="202124"/>
-          <w:sz w:val="28"/>
-          <w:szCs w:val="28"/>
-          <w:highlight w:val="white"/>
-        </w:rPr>
-      </w:pPr>
-      <w:r>
-        <w:rPr>
-          <w:color w:val="202124"/>
-          <w:sz w:val="28"/>
-          <w:szCs w:val="28"/>
-          <w:highlight w:val="white"/>
-        </w:rPr>
-        <w:t>{academicYear}</w:t>
-      </w:r>
-      <w:r>
-        <w:rPr>
-          <w:b/>
-          <w:bCs/>
-          <w:color w:val="202124"/>
-          <w:sz w:val="28"/>
-          <w:szCs w:val="28"/>
-          <w:highlight w:val="white"/>
-        </w:rPr>
-        <w:t>.</w:t>
+        <w:t>{academicYear}.</w:t>
       </w:r>
     </w:p>
     <w:p>
@@ -363,7 +357,7 @@
           <w:sz w:val="28"/>
           <w:szCs w:val="28"/>
         </w:rPr>
-        <w:t>This Certificate is issued to enable {himHer} to apply for {certificateFor}{#scholarshipType} ({scholarshipType}){/scholarshipType}.</w:t>
+        <w:t>This Certificate is issued to enable {himHer} to apply for {certificateFor}{#scholarshipType} {scholarshipType}{/scholarshipType}.</w:t>
       </w:r>
     </w:p>
     <w:p>

--- a/templates/Bonafide_Certificate.docx
+++ b/templates/Bonafide_Certificate.docx
@@ -246,7 +246,7 @@
           <w:sz w:val="28"/>
           <w:szCs w:val="28"/>
         </w:rPr>
-        <w:t>{name}</w:t>
+        <w:t xml:space="preserve">{name} </w:t>
       </w:r>
       <w:r>
         <w:rPr>
@@ -269,21 +269,7 @@
           <w:sz w:val="28"/>
           <w:szCs w:val="28"/>
         </w:rPr>
-        <w:t>) of {relation</w:t>
-      </w:r>
-      <w:r>
-        <w:rPr>
-          <w:sz w:val="28"/>
-          <w:szCs w:val="28"/>
-        </w:rPr>
-        <w:t>}</w:t>
-      </w:r>
-      <w:r>
-        <w:rPr>
-          <w:sz w:val="28"/>
-          <w:szCs w:val="28"/>
-        </w:rPr>
-        <w:t xml:space="preserve"> </w:t>
+        <w:t xml:space="preserve">) of {relation} </w:t>
       </w:r>
       <w:r>
         <w:rPr>

--- a/templates/Bonafide_Certificate.docx
+++ b/templates/Bonafide_Certificate.docx
@@ -1,12 +1,10 @@
 
 <file path=word/document.xml><?xml version="1.0" encoding="utf-8"?>
-<w:document xmlns:o="urn:schemas-microsoft-com:office:office" xmlns:r="http://schemas.openxmlformats.org/officeDocument/2006/relationships" xmlns:v="urn:schemas-microsoft-com:vml" xmlns:w="http://schemas.openxmlformats.org/wordprocessingml/2006/main" xmlns:w10="urn:schemas-microsoft-com:office:word" xmlns:wp="http://schemas.openxmlformats.org/drawingml/2006/wordprocessingDrawing" xmlns:pic="http://schemas.openxmlformats.org/drawingml/2006/picture" xmlns:wps="http://schemas.microsoft.com/office/word/2010/wordprocessingShape" xmlns:wpg="http://schemas.microsoft.com/office/word/2010/wordprocessingGroup" xmlns:mc="http://schemas.openxmlformats.org/markup-compatibility/2006" xmlns:wp14="http://schemas.microsoft.com/office/word/2010/wordprocessingDrawing" xmlns:w14="http://schemas.microsoft.com/office/word/2010/wordml" xmlns:w15="http://schemas.microsoft.com/office/word/2012/wordml" mc:Ignorable="w14 wp14 w15">
+<w:document xmlns:wpc="http://schemas.microsoft.com/office/word/2010/wordprocessingCanvas" xmlns:cx="http://schemas.microsoft.com/office/drawing/2014/chartex" xmlns:cx1="http://schemas.microsoft.com/office/drawing/2015/9/8/chartex" xmlns:cx2="http://schemas.microsoft.com/office/drawing/2015/10/21/chartex" xmlns:cx3="http://schemas.microsoft.com/office/drawing/2016/5/9/chartex" xmlns:cx4="http://schemas.microsoft.com/office/drawing/2016/5/10/chartex" xmlns:cx5="http://schemas.microsoft.com/office/drawing/2016/5/11/chartex" xmlns:cx6="http://schemas.microsoft.com/office/drawing/2016/5/12/chartex" xmlns:cx7="http://schemas.microsoft.com/office/drawing/2016/5/13/chartex" xmlns:cx8="http://schemas.microsoft.com/office/drawing/2016/5/14/chartex" xmlns:mc="http://schemas.openxmlformats.org/markup-compatibility/2006" xmlns:aink="http://schemas.microsoft.com/office/drawing/2016/ink" xmlns:am3d="http://schemas.microsoft.com/office/drawing/2017/model3d" xmlns:o="urn:schemas-microsoft-com:office:office" xmlns:oel="http://schemas.microsoft.com/office/2019/extlst" xmlns:r="http://schemas.openxmlformats.org/officeDocument/2006/relationships" xmlns:m="http://schemas.openxmlformats.org/officeDocument/2006/math" xmlns:v="urn:schemas-microsoft-com:vml" xmlns:wp14="http://schemas.microsoft.com/office/word/2010/wordprocessingDrawing" xmlns:wp="http://schemas.openxmlformats.org/drawingml/2006/wordprocessingDrawing" xmlns:w10="urn:schemas-microsoft-com:office:word" xmlns:w="http://schemas.openxmlformats.org/wordprocessingml/2006/main" xmlns:w14="http://schemas.microsoft.com/office/word/2010/wordml" xmlns:w15="http://schemas.microsoft.com/office/word/2012/wordml" xmlns:w16cex="http://schemas.microsoft.com/office/word/2018/wordml/cex" xmlns:w16cid="http://schemas.microsoft.com/office/word/2016/wordml/cid" xmlns:w16="http://schemas.microsoft.com/office/word/2018/wordml" xmlns:w16du="http://schemas.microsoft.com/office/word/2023/wordml/word16du" xmlns:w16sdtdh="http://schemas.microsoft.com/office/word/2020/wordml/sdtdatahash" xmlns:w16sdtfl="http://schemas.microsoft.com/office/word/2024/wordml/sdtformatlock" xmlns:w16se="http://schemas.microsoft.com/office/word/2015/wordml/symex" xmlns:wpg="http://schemas.microsoft.com/office/word/2010/wordprocessingGroup" xmlns:wpi="http://schemas.microsoft.com/office/word/2010/wordprocessingInk" xmlns:wne="http://schemas.microsoft.com/office/word/2006/wordml" xmlns:wps="http://schemas.microsoft.com/office/word/2010/wordprocessingShape" mc:Ignorable="w14 w15 w16se w16cid w16 w16cex w16sdtdh w16sdtfl w16du wp14">
   <w:body>
     <w:p>
       <w:pPr>
         <w:pStyle w:val="Title"/>
-        <w:pageBreakBefore w:val="false"/>
-        <w:shd w:val="clear" w:fill="auto"/>
         <w:rPr>
           <w:b/>
           <w:bCs/>
@@ -14,32 +12,31 @@
           <w:szCs w:val="24"/>
         </w:rPr>
       </w:pPr>
-      <w:r>
+      <w:bookmarkStart w:id="0" w:name="_xxif6teewy03"/>
+      <w:bookmarkEnd w:id="0"/>
+    </w:p>
+    <w:p>
+      <w:pPr>
+        <w:pStyle w:val="Title"/>
         <w:rPr>
           <w:b/>
           <w:bCs/>
           <w:sz w:val="24"/>
           <w:szCs w:val="24"/>
         </w:rPr>
-      </w:r>
-      <w:bookmarkStart w:id="0" w:name="_xxif6teewy03"/>
-      <w:bookmarkStart w:id="1" w:name="_xxif6teewy03"/>
+      </w:pPr>
+      <w:bookmarkStart w:id="1" w:name="_3fzlh3w4w7tb"/>
       <w:bookmarkEnd w:id="1"/>
-    </w:p>
-    <w:p>
-      <w:pPr>
-        <w:pStyle w:val="Title"/>
-        <w:pageBreakBefore w:val="false"/>
-        <w:shd w:val="clear" w:fill="auto"/>
+      <w:r>
         <w:rPr>
           <w:b/>
           <w:bCs/>
           <w:sz w:val="24"/>
           <w:szCs w:val="24"/>
         </w:rPr>
-      </w:pPr>
-      <w:bookmarkStart w:id="2" w:name="_3fzlh3w4w7tb"/>
-      <w:bookmarkEnd w:id="2"/>
+        <w:tab/>
+        <w:t>THIAGARAJAR COLLEGE OF ENGINEERING,</w:t>
+      </w:r>
       <w:r>
         <w:rPr>
           <w:b/>
@@ -47,18 +44,24 @@
           <w:sz w:val="24"/>
           <w:szCs w:val="24"/>
         </w:rPr>
-        <w:tab/>
-        <w:t>THIAGARAJAR COLLEGE OF ENGINEERING,MADURAI - 625015</w:t>
+        <w:t xml:space="preserve"> </w:t>
+      </w:r>
+      <w:r>
+        <w:rPr>
+          <w:b/>
+          <w:bCs/>
+          <w:sz w:val="24"/>
+          <w:szCs w:val="24"/>
+        </w:rPr>
+        <w:t>MADURAI - 625015</w:t>
       </w:r>
     </w:p>
     <w:p>
       <w:pPr>
         <w:pStyle w:val="normal1"/>
         <w:jc w:val="center"/>
-        <w:rPr/>
-      </w:pPr>
-      <w:r>
-        <w:rPr/>
+      </w:pPr>
+      <w:r>
         <w:t>(A Govt. Aided Autonomous Institution affiliated to Anna University)</w:t>
       </w:r>
     </w:p>
@@ -86,121 +89,111 @@
           <w:szCs w:val="32"/>
         </w:rPr>
       </w:pPr>
-      <w:r>
-        <w:rPr>
+    </w:p>
+    <w:p>
+      <w:pPr>
+        <w:pStyle w:val="normal1"/>
+      </w:pPr>
+      <w:proofErr w:type="spellStart"/>
+      <w:r>
+        <w:t>No.D</w:t>
+      </w:r>
+      <w:proofErr w:type="spellEnd"/>
+      <w:r>
+        <w:t>/{</w:t>
+      </w:r>
+      <w:proofErr w:type="spellStart"/>
+      <w:r>
+        <w:t>cYear</w:t>
+      </w:r>
+      <w:proofErr w:type="spellEnd"/>
+      <w:r>
+        <w:t>}</w:t>
+      </w:r>
+      <w:r>
+        <w:tab/>
+      </w:r>
+      <w:r>
+        <w:tab/>
+      </w:r>
+      <w:r>
+        <w:tab/>
+      </w:r>
+      <w:r>
+        <w:tab/>
+      </w:r>
+      <w:r>
+        <w:tab/>
+      </w:r>
+      <w:r>
+        <w:tab/>
+      </w:r>
+      <w:r>
+        <w:tab/>
+      </w:r>
+      <w:r>
+        <w:tab/>
+      </w:r>
+      <w:r>
+        <w:tab/>
+        <w:t>Date:{date}</w:t>
+      </w:r>
+    </w:p>
+    <w:p>
+      <w:pPr>
+        <w:pStyle w:val="normal1"/>
+        <w:jc w:val="center"/>
+      </w:pPr>
+    </w:p>
+    <w:p>
+      <w:pPr>
+        <w:pStyle w:val="normal1"/>
+        <w:jc w:val="center"/>
+      </w:pPr>
+    </w:p>
+    <w:p>
+      <w:pPr>
+        <w:pStyle w:val="normal1"/>
+        <w:jc w:val="center"/>
+        <w:rPr>
+          <w:b/>
+          <w:bCs/>
           <w:sz w:val="32"/>
           <w:szCs w:val="32"/>
         </w:rPr>
-      </w:r>
-    </w:p>
-    <w:p>
-      <w:pPr>
-        <w:pStyle w:val="normal1"/>
-        <w:pageBreakBefore w:val="false"/>
-        <w:shd w:val="clear" w:fill="auto"/>
-        <w:jc w:val="start"/>
-        <w:rPr/>
-      </w:pPr>
-      <w:r>
-        <w:rPr/>
-        <w:t>No.D/{cYear}</w:t>
-        <w:tab/>
-        <w:tab/>
-        <w:tab/>
-        <w:tab/>
-        <w:tab/>
-        <w:tab/>
-        <w:tab/>
-        <w:tab/>
-        <w:tab/>
-        <w:t>Date:{date}</w:t>
-      </w:r>
-    </w:p>
-    <w:p>
-      <w:pPr>
-        <w:pStyle w:val="normal1"/>
-        <w:pageBreakBefore w:val="false"/>
-        <w:shd w:val="clear" w:fill="auto"/>
-        <w:jc w:val="center"/>
-        <w:rPr/>
-      </w:pPr>
-      <w:r>
-        <w:rPr/>
-      </w:r>
-    </w:p>
-    <w:p>
-      <w:pPr>
-        <w:pStyle w:val="normal1"/>
-        <w:pageBreakBefore w:val="false"/>
-        <w:shd w:val="clear" w:fill="auto"/>
-        <w:jc w:val="center"/>
-        <w:rPr/>
-      </w:pPr>
-      <w:r>
-        <w:rPr/>
-      </w:r>
-    </w:p>
-    <w:p>
-      <w:pPr>
-        <w:pStyle w:val="normal1"/>
-        <w:pageBreakBefore w:val="false"/>
-        <w:shd w:val="clear" w:fill="auto"/>
-        <w:jc w:val="center"/>
+      </w:pPr>
+      <w:r>
         <w:rPr>
           <w:b/>
           <w:bCs/>
           <w:sz w:val="32"/>
           <w:szCs w:val="32"/>
         </w:rPr>
-      </w:pPr>
-      <w:r>
-        <w:rPr>
-          <w:b/>
-          <w:bCs/>
-          <w:sz w:val="32"/>
-          <w:szCs w:val="32"/>
-        </w:rPr>
         <w:t>BONAFIDE CERTIFICATE</w:t>
       </w:r>
     </w:p>
     <w:p>
       <w:pPr>
         <w:pStyle w:val="normal1"/>
-        <w:pageBreakBefore w:val="false"/>
-        <w:shd w:val="clear" w:fill="auto"/>
         <w:jc w:val="center"/>
-        <w:rPr/>
-      </w:pPr>
-      <w:r>
-        <w:rPr/>
-      </w:r>
-    </w:p>
-    <w:p>
-      <w:pPr>
-        <w:pStyle w:val="normal1"/>
-        <w:pageBreakBefore w:val="false"/>
-        <w:shd w:val="clear" w:fill="auto"/>
-        <w:spacing w:lineRule="auto" w:line="480"/>
+      </w:pPr>
+    </w:p>
+    <w:p>
+      <w:pPr>
+        <w:pStyle w:val="normal1"/>
+        <w:spacing w:line="480" w:lineRule="auto"/>
         <w:jc w:val="both"/>
         <w:rPr>
           <w:sz w:val="26"/>
           <w:szCs w:val="26"/>
         </w:rPr>
       </w:pPr>
-      <w:r>
-        <w:rPr>
-          <w:sz w:val="26"/>
-          <w:szCs w:val="26"/>
-        </w:rPr>
-      </w:r>
-    </w:p>
-    <w:p>
-      <w:pPr>
-        <w:pStyle w:val="normal1"/>
-        <w:pageBreakBefore w:val="false"/>
-        <w:shd w:val="clear" w:fill="auto"/>
-        <w:spacing w:lineRule="auto" w:line="480"/>
-        <w:ind w:firstLine="720" w:start="720"/>
+    </w:p>
+    <w:p>
+      <w:pPr>
+        <w:pStyle w:val="normal1"/>
+        <w:spacing w:line="480" w:lineRule="auto"/>
+        <w:ind w:left="720" w:firstLine="720"/>
         <w:jc w:val="both"/>
         <w:rPr>
           <w:color w:val="202124"/>
@@ -214,14 +207,7 @@
           <w:sz w:val="28"/>
           <w:szCs w:val="28"/>
         </w:rPr>
-        <w:t xml:space="preserve">      </w:t>
-      </w:r>
-      <w:r>
-        <w:rPr>
-          <w:sz w:val="28"/>
-          <w:szCs w:val="28"/>
-        </w:rPr>
-        <w:t xml:space="preserve">Certified that </w:t>
+        <w:t xml:space="preserve">      Certified that </w:t>
       </w:r>
       <w:r>
         <w:rPr>
@@ -246,23 +232,57 @@
           <w:sz w:val="28"/>
           <w:szCs w:val="28"/>
         </w:rPr>
-        <w:t xml:space="preserve">{name} </w:t>
-      </w:r>
-      <w:r>
-        <w:rPr>
-          <w:sz w:val="28"/>
-          <w:szCs w:val="28"/>
-        </w:rPr>
-        <w:t xml:space="preserve">,(Roll No : </w:t>
-      </w:r>
-      <w:r>
-        <w:rPr>
-          <w:b/>
-          <w:bCs/>
-          <w:sz w:val="28"/>
-          <w:szCs w:val="28"/>
-        </w:rPr>
-        <w:t>{rollno}</w:t>
+        <w:t>{name}</w:t>
+      </w:r>
+      <w:r>
+        <w:rPr>
+          <w:sz w:val="28"/>
+          <w:szCs w:val="28"/>
+        </w:rPr>
+        <w:t>,</w:t>
+      </w:r>
+      <w:r>
+        <w:rPr>
+          <w:sz w:val="28"/>
+          <w:szCs w:val="28"/>
+        </w:rPr>
+        <w:t xml:space="preserve"> </w:t>
+      </w:r>
+      <w:r>
+        <w:rPr>
+          <w:sz w:val="28"/>
+          <w:szCs w:val="28"/>
+        </w:rPr>
+        <w:t xml:space="preserve">(Roll No : </w:t>
+      </w:r>
+      <w:r>
+        <w:rPr>
+          <w:b/>
+          <w:bCs/>
+          <w:sz w:val="28"/>
+          <w:szCs w:val="28"/>
+        </w:rPr>
+        <w:t>{</w:t>
+      </w:r>
+      <w:proofErr w:type="spellStart"/>
+      <w:r>
+        <w:rPr>
+          <w:b/>
+          <w:bCs/>
+          <w:sz w:val="28"/>
+          <w:szCs w:val="28"/>
+        </w:rPr>
+        <w:t>rollno</w:t>
+      </w:r>
+      <w:proofErr w:type="spellEnd"/>
+      <w:r>
+        <w:rPr>
+          <w:b/>
+          <w:bCs/>
+          <w:sz w:val="28"/>
+          <w:szCs w:val="28"/>
+        </w:rPr>
+        <w:t>}</w:t>
       </w:r>
       <w:r>
         <w:rPr>
@@ -278,17 +298,77 @@
           <w:szCs w:val="28"/>
           <w:highlight w:val="white"/>
         </w:rPr>
-        <w:t xml:space="preserve">{parentName} is a bonafide student of this College studying in {year} Year, </w:t>
-      </w:r>
-      <w:r>
-        <w:rPr>
-          <w:b/>
-          <w:bCs/>
+        <w:t>{</w:t>
+      </w:r>
+      <w:proofErr w:type="spellStart"/>
+      <w:r>
+        <w:rPr>
           <w:color w:val="202124"/>
           <w:sz w:val="28"/>
           <w:szCs w:val="28"/>
           <w:highlight w:val="white"/>
         </w:rPr>
+        <w:t>parentName</w:t>
+      </w:r>
+      <w:proofErr w:type="spellEnd"/>
+      <w:r>
+        <w:rPr>
+          <w:color w:val="202124"/>
+          <w:sz w:val="28"/>
+          <w:szCs w:val="28"/>
+          <w:highlight w:val="white"/>
+        </w:rPr>
+        <w:t xml:space="preserve">} is a </w:t>
+      </w:r>
+      <w:proofErr w:type="spellStart"/>
+      <w:r>
+        <w:rPr>
+          <w:color w:val="202124"/>
+          <w:sz w:val="28"/>
+          <w:szCs w:val="28"/>
+          <w:highlight w:val="white"/>
+        </w:rPr>
+        <w:t>bonafide</w:t>
+      </w:r>
+      <w:proofErr w:type="spellEnd"/>
+      <w:r>
+        <w:rPr>
+          <w:color w:val="202124"/>
+          <w:sz w:val="28"/>
+          <w:szCs w:val="28"/>
+          <w:highlight w:val="white"/>
+        </w:rPr>
+        <w:t xml:space="preserve"> student of this College studying in </w:t>
+      </w:r>
+      <w:r>
+        <w:rPr>
+          <w:b/>
+          <w:bCs/>
+          <w:color w:val="202124"/>
+          <w:sz w:val="28"/>
+          <w:szCs w:val="28"/>
+          <w:highlight w:val="white"/>
+        </w:rPr>
+        <w:t>{year}</w:t>
+      </w:r>
+      <w:r>
+        <w:rPr>
+          <w:color w:val="202124"/>
+          <w:sz w:val="28"/>
+          <w:szCs w:val="28"/>
+          <w:highlight w:val="white"/>
+        </w:rPr>
+        <w:t xml:space="preserve"> Year, </w:t>
+      </w:r>
+      <w:r>
+        <w:rPr>
+          <w:b/>
+          <w:bCs/>
+          <w:color w:val="202124"/>
+          <w:sz w:val="28"/>
+          <w:szCs w:val="28"/>
+          <w:highlight w:val="white"/>
+        </w:rPr>
         <w:t>{course} - {branch}</w:t>
       </w:r>
       <w:r>
@@ -309,20 +389,41 @@
           <w:szCs w:val="28"/>
           <w:highlight w:val="white"/>
         </w:rPr>
-        <w:t>{academicYear}.</w:t>
-      </w:r>
-    </w:p>
-    <w:p>
-      <w:pPr>
-        <w:pStyle w:val="normal1"/>
-        <w:pageBreakBefore w:val="false"/>
-        <w:shd w:val="clear" w:fill="auto"/>
+        <w:t>{</w:t>
+      </w:r>
+      <w:proofErr w:type="spellStart"/>
+      <w:r>
+        <w:rPr>
+          <w:b/>
+          <w:bCs/>
+          <w:color w:val="202124"/>
+          <w:sz w:val="28"/>
+          <w:szCs w:val="28"/>
+          <w:highlight w:val="white"/>
+        </w:rPr>
+        <w:t>academicYear</w:t>
+      </w:r>
+      <w:proofErr w:type="spellEnd"/>
+      <w:r>
+        <w:rPr>
+          <w:b/>
+          <w:bCs/>
+          <w:color w:val="202124"/>
+          <w:sz w:val="28"/>
+          <w:szCs w:val="28"/>
+          <w:highlight w:val="white"/>
+        </w:rPr>
+        <w:t>}.</w:t>
+      </w:r>
+    </w:p>
+    <w:p>
+      <w:pPr>
+        <w:pStyle w:val="normal1"/>
         <w:tabs>
-          <w:tab w:val="clear" w:pos="720"/>
-          <w:tab w:val="left" w:pos="8460" w:leader="none"/>
+          <w:tab w:val="left" w:pos="8460"/>
         </w:tabs>
-        <w:spacing w:lineRule="auto" w:line="480"/>
-        <w:ind w:firstLine="180" w:start="630"/>
+        <w:spacing w:line="480" w:lineRule="auto"/>
+        <w:ind w:left="630" w:firstLine="180"/>
         <w:jc w:val="both"/>
         <w:rPr>
           <w:color w:val="202124"/>
@@ -336,6 +437,45 @@
           <w:sz w:val="28"/>
           <w:szCs w:val="28"/>
         </w:rPr>
+        <w:t xml:space="preserve"> This Certificate is issued to enable {</w:t>
+      </w:r>
+      <w:proofErr w:type="spellStart"/>
+      <w:r>
+        <w:rPr>
+          <w:sz w:val="28"/>
+          <w:szCs w:val="28"/>
+        </w:rPr>
+        <w:t>himHer</w:t>
+      </w:r>
+      <w:proofErr w:type="spellEnd"/>
+      <w:r>
+        <w:rPr>
+          <w:sz w:val="28"/>
+          <w:szCs w:val="28"/>
+        </w:rPr>
+        <w:t>} to apply for {</w:t>
+      </w:r>
+      <w:proofErr w:type="spellStart"/>
+      <w:r>
+        <w:rPr>
+          <w:sz w:val="28"/>
+          <w:szCs w:val="28"/>
+        </w:rPr>
+        <w:t>certificateFor</w:t>
+      </w:r>
+      <w:proofErr w:type="spellEnd"/>
+      <w:r>
+        <w:rPr>
+          <w:sz w:val="28"/>
+          <w:szCs w:val="28"/>
+        </w:rPr>
+        <w:t>}{#scholarshipType}</w:t>
+      </w:r>
+      <w:r>
+        <w:rPr>
+          <w:sz w:val="28"/>
+          <w:szCs w:val="28"/>
+        </w:rPr>
         <w:t xml:space="preserve"> </w:t>
       </w:r>
       <w:r>
@@ -343,34 +483,56 @@
           <w:sz w:val="28"/>
           <w:szCs w:val="28"/>
         </w:rPr>
-        <w:t>This Certificate is issued to enable {himHer} to apply for {certificateFor}{#scholarshipType} {scholarshipType}{/scholarshipType}.</w:t>
-      </w:r>
-    </w:p>
-    <w:p>
-      <w:pPr>
-        <w:pStyle w:val="normal1"/>
-        <w:pageBreakBefore w:val="false"/>
-        <w:shd w:val="clear" w:fill="auto"/>
-        <w:spacing w:lineRule="auto" w:line="480"/>
+        <w:t>{</w:t>
+      </w:r>
+      <w:proofErr w:type="spellStart"/>
+      <w:r>
+        <w:rPr>
+          <w:sz w:val="28"/>
+          <w:szCs w:val="28"/>
+        </w:rPr>
+        <w:t>scholarshipType</w:t>
+      </w:r>
+      <w:proofErr w:type="spellEnd"/>
+      <w:r>
+        <w:rPr>
+          <w:sz w:val="28"/>
+          <w:szCs w:val="28"/>
+        </w:rPr>
+        <w:t>}{/</w:t>
+      </w:r>
+      <w:proofErr w:type="spellStart"/>
+      <w:r>
+        <w:rPr>
+          <w:sz w:val="28"/>
+          <w:szCs w:val="28"/>
+        </w:rPr>
+        <w:t>scholarshipType</w:t>
+      </w:r>
+      <w:proofErr w:type="spellEnd"/>
+      <w:r>
+        <w:rPr>
+          <w:sz w:val="28"/>
+          <w:szCs w:val="28"/>
+        </w:rPr>
+        <w:t>}.</w:t>
+      </w:r>
+    </w:p>
+    <w:p>
+      <w:pPr>
+        <w:pStyle w:val="normal1"/>
+        <w:spacing w:line="480" w:lineRule="auto"/>
         <w:jc w:val="both"/>
         <w:rPr>
           <w:sz w:val="26"/>
           <w:szCs w:val="26"/>
         </w:rPr>
       </w:pPr>
-      <w:r>
-        <w:rPr>
-          <w:sz w:val="26"/>
-          <w:szCs w:val="26"/>
-        </w:rPr>
-      </w:r>
-    </w:p>
-    <w:p>
-      <w:pPr>
-        <w:pStyle w:val="normal1"/>
-        <w:pageBreakBefore w:val="false"/>
-        <w:shd w:val="clear" w:fill="auto"/>
-        <w:spacing w:lineRule="auto" w:line="480"/>
+    </w:p>
+    <w:p>
+      <w:pPr>
+        <w:pStyle w:val="normal1"/>
+        <w:spacing w:line="480" w:lineRule="auto"/>
         <w:jc w:val="both"/>
         <w:rPr>
           <w:sz w:val="26"/>
@@ -383,66 +545,189 @@
           <w:szCs w:val="26"/>
         </w:rPr>
         <w:tab/>
-        <w:tab/>
-        <w:tab/>
-        <w:tab/>
-        <w:tab/>
-        <w:tab/>
-        <w:tab/>
-        <w:tab/>
-        <w:tab/>
-        <w:tab/>
-      </w:r>
-    </w:p>
-    <w:p>
-      <w:pPr>
-        <w:pStyle w:val="normal1"/>
-        <w:pageBreakBefore w:val="false"/>
-        <w:shd w:val="clear" w:fill="auto"/>
-        <w:spacing w:lineRule="auto" w:line="480"/>
+      </w:r>
+      <w:r>
+        <w:rPr>
+          <w:sz w:val="26"/>
+          <w:szCs w:val="26"/>
+        </w:rPr>
+        <w:tab/>
+      </w:r>
+      <w:r>
+        <w:rPr>
+          <w:sz w:val="26"/>
+          <w:szCs w:val="26"/>
+        </w:rPr>
+        <w:tab/>
+      </w:r>
+      <w:r>
+        <w:rPr>
+          <w:sz w:val="26"/>
+          <w:szCs w:val="26"/>
+        </w:rPr>
+        <w:tab/>
+      </w:r>
+      <w:r>
+        <w:rPr>
+          <w:sz w:val="26"/>
+          <w:szCs w:val="26"/>
+        </w:rPr>
+        <w:tab/>
+      </w:r>
+      <w:r>
+        <w:rPr>
+          <w:sz w:val="26"/>
+          <w:szCs w:val="26"/>
+        </w:rPr>
+        <w:tab/>
+      </w:r>
+      <w:r>
+        <w:rPr>
+          <w:sz w:val="26"/>
+          <w:szCs w:val="26"/>
+        </w:rPr>
+        <w:tab/>
+      </w:r>
+      <w:r>
+        <w:rPr>
+          <w:sz w:val="26"/>
+          <w:szCs w:val="26"/>
+        </w:rPr>
+        <w:tab/>
+      </w:r>
+      <w:r>
+        <w:rPr>
+          <w:sz w:val="26"/>
+          <w:szCs w:val="26"/>
+        </w:rPr>
+        <w:tab/>
+      </w:r>
+      <w:r>
+        <w:rPr>
+          <w:sz w:val="26"/>
+          <w:szCs w:val="26"/>
+        </w:rPr>
+        <w:tab/>
+      </w:r>
+    </w:p>
+    <w:p>
+      <w:pPr>
+        <w:pStyle w:val="normal1"/>
+        <w:spacing w:line="480" w:lineRule="auto"/>
         <w:jc w:val="both"/>
         <w:rPr>
           <w:sz w:val="26"/>
           <w:szCs w:val="26"/>
         </w:rPr>
       </w:pPr>
-      <w:r>
-        <w:rPr>
-          <w:sz w:val="26"/>
-          <w:szCs w:val="26"/>
-        </w:rPr>
-      </w:r>
-    </w:p>
-    <w:p>
-      <w:pPr>
-        <w:pStyle w:val="normal1"/>
-        <w:pageBreakBefore w:val="false"/>
-        <w:shd w:val="clear" w:fill="auto"/>
-        <w:jc w:val="start"/>
-        <w:rPr>
-          <w:b/>
-          <w:bCs/>
-          <w:sz w:val="26"/>
-          <w:szCs w:val="26"/>
-        </w:rPr>
-      </w:pPr>
-      <w:r>
-        <w:rPr>
-          <w:b/>
-          <w:bCs/>
-          <w:sz w:val="26"/>
-          <w:szCs w:val="26"/>
-        </w:rPr>
-        <w:tab/>
-        <w:tab/>
-        <w:tab/>
-        <w:tab/>
-        <w:tab/>
-        <w:tab/>
-        <w:tab/>
-        <w:tab/>
-        <w:tab/>
-        <w:tab/>
+    </w:p>
+    <w:p>
+      <w:pPr>
+        <w:pStyle w:val="normal1"/>
+        <w:rPr>
+          <w:b/>
+          <w:bCs/>
+          <w:sz w:val="26"/>
+          <w:szCs w:val="26"/>
+        </w:rPr>
+      </w:pPr>
+      <w:r>
+        <w:rPr>
+          <w:b/>
+          <w:bCs/>
+          <w:sz w:val="26"/>
+          <w:szCs w:val="26"/>
+        </w:rPr>
+        <w:tab/>
+      </w:r>
+      <w:r>
+        <w:rPr>
+          <w:b/>
+          <w:bCs/>
+          <w:sz w:val="26"/>
+          <w:szCs w:val="26"/>
+        </w:rPr>
+        <w:tab/>
+      </w:r>
+      <w:r>
+        <w:rPr>
+          <w:b/>
+          <w:bCs/>
+          <w:sz w:val="26"/>
+          <w:szCs w:val="26"/>
+        </w:rPr>
+        <w:tab/>
+      </w:r>
+      <w:r>
+        <w:rPr>
+          <w:b/>
+          <w:bCs/>
+          <w:sz w:val="26"/>
+          <w:szCs w:val="26"/>
+        </w:rPr>
+        <w:tab/>
+      </w:r>
+      <w:r>
+        <w:rPr>
+          <w:b/>
+          <w:bCs/>
+          <w:sz w:val="26"/>
+          <w:szCs w:val="26"/>
+        </w:rPr>
+        <w:tab/>
+      </w:r>
+      <w:r>
+        <w:rPr>
+          <w:b/>
+          <w:bCs/>
+          <w:sz w:val="26"/>
+          <w:szCs w:val="26"/>
+        </w:rPr>
+        <w:tab/>
+      </w:r>
+      <w:r>
+        <w:rPr>
+          <w:b/>
+          <w:bCs/>
+          <w:sz w:val="26"/>
+          <w:szCs w:val="26"/>
+        </w:rPr>
+        <w:tab/>
+      </w:r>
+      <w:r>
+        <w:rPr>
+          <w:b/>
+          <w:bCs/>
+          <w:sz w:val="26"/>
+          <w:szCs w:val="26"/>
+        </w:rPr>
+        <w:tab/>
+      </w:r>
+      <w:r>
+        <w:rPr>
+          <w:b/>
+          <w:bCs/>
+          <w:sz w:val="26"/>
+          <w:szCs w:val="26"/>
+        </w:rPr>
+        <w:tab/>
+      </w:r>
+      <w:r>
+        <w:rPr>
+          <w:b/>
+          <w:bCs/>
+          <w:sz w:val="26"/>
+          <w:szCs w:val="26"/>
+        </w:rPr>
+        <w:tab/>
+      </w:r>
+      <w:r>
+        <w:rPr>
+          <w:b/>
+          <w:bCs/>
+          <w:sz w:val="26"/>
+          <w:szCs w:val="26"/>
+        </w:rPr>
         <w:tab/>
         <w:t xml:space="preserve"> </w:t>
       </w:r>
@@ -450,26 +735,16 @@
     <w:p>
       <w:pPr>
         <w:pStyle w:val="normal1"/>
-        <w:pageBreakBefore w:val="false"/>
-        <w:shd w:val="clear" w:fill="auto"/>
         <w:jc w:val="center"/>
         <w:rPr>
           <w:sz w:val="26"/>
           <w:szCs w:val="26"/>
         </w:rPr>
       </w:pPr>
-      <w:r>
-        <w:rPr>
-          <w:sz w:val="26"/>
-          <w:szCs w:val="26"/>
-        </w:rPr>
-      </w:r>
-    </w:p>
-    <w:p>
-      <w:pPr>
-        <w:pStyle w:val="normal1"/>
-        <w:pageBreakBefore w:val="false"/>
-        <w:shd w:val="clear" w:fill="auto"/>
+    </w:p>
+    <w:p>
+      <w:pPr>
+        <w:pStyle w:val="normal1"/>
         <w:jc w:val="center"/>
         <w:rPr>
           <w:i/>
@@ -478,20 +753,21 @@
           <w:szCs w:val="18"/>
         </w:rPr>
       </w:pPr>
-      <w:r>
+    </w:p>
+    <w:p>
+      <w:pPr>
+        <w:pStyle w:val="normal1"/>
         <w:rPr>
           <w:i/>
           <w:iCs/>
           <w:sz w:val="18"/>
           <w:szCs w:val="18"/>
         </w:rPr>
-      </w:r>
-    </w:p>
-    <w:p>
-      <w:pPr>
-        <w:pStyle w:val="normal1"/>
-        <w:pageBreakBefore w:val="false"/>
-        <w:shd w:val="clear" w:fill="auto"/>
+      </w:pPr>
+    </w:p>
+    <w:p>
+      <w:pPr>
+        <w:pStyle w:val="normal1"/>
         <w:rPr>
           <w:i/>
           <w:iCs/>
@@ -499,21 +775,24 @@
           <w:szCs w:val="18"/>
         </w:rPr>
       </w:pPr>
-      <w:r>
+    </w:p>
+    <w:p>
+      <w:pPr>
+        <w:pStyle w:val="normal1"/>
         <w:rPr>
           <w:i/>
           <w:iCs/>
           <w:sz w:val="18"/>
           <w:szCs w:val="18"/>
         </w:rPr>
-      </w:r>
-    </w:p>
-    <w:p>
-      <w:pPr>
-        <w:pStyle w:val="normal1"/>
-        <w:pageBreakBefore w:val="false"/>
-        <w:shd w:val="clear" w:fill="auto"/>
-        <w:rPr>
+      </w:pPr>
+    </w:p>
+    <w:p>
+      <w:pPr>
+        <w:pStyle w:val="normal1"/>
+        <w:rPr>
+          <w:b/>
+          <w:bCs/>
           <w:i/>
           <w:iCs/>
           <w:sz w:val="18"/>
@@ -522,81 +801,43 @@
       </w:pPr>
       <w:r>
         <w:rPr>
+          <w:b/>
+          <w:bCs/>
           <w:i/>
           <w:iCs/>
           <w:sz w:val="18"/>
           <w:szCs w:val="18"/>
         </w:rPr>
-      </w:r>
-    </w:p>
-    <w:p>
-      <w:pPr>
-        <w:pStyle w:val="normal1"/>
-        <w:pageBreakBefore w:val="false"/>
-        <w:shd w:val="clear" w:fill="auto"/>
-        <w:rPr>
-          <w:i/>
-          <w:iCs/>
-          <w:sz w:val="18"/>
-          <w:szCs w:val="18"/>
-        </w:rPr>
-      </w:pPr>
-      <w:r>
-        <w:rPr>
-          <w:i/>
-          <w:iCs/>
-          <w:sz w:val="18"/>
-          <w:szCs w:val="18"/>
-        </w:rPr>
-      </w:r>
-    </w:p>
-    <w:p>
-      <w:pPr>
-        <w:pStyle w:val="normal1"/>
-        <w:pageBreakBefore w:val="false"/>
-        <w:shd w:val="clear" w:fill="auto"/>
-        <w:rPr>
-          <w:b/>
-          <w:bCs/>
-          <w:i/>
-          <w:iCs/>
-          <w:sz w:val="18"/>
-          <w:szCs w:val="18"/>
-        </w:rPr>
-      </w:pPr>
-      <w:r>
-        <w:rPr>
-          <w:b/>
-          <w:bCs/>
-          <w:i/>
-          <w:iCs/>
-          <w:sz w:val="18"/>
-          <w:szCs w:val="18"/>
-        </w:rPr>
         <w:t>------------------------------------------------------------------------------------------------------------------------------------------------------------</w:t>
       </w:r>
     </w:p>
     <w:p>
       <w:pPr>
         <w:pStyle w:val="normal1"/>
-        <w:pageBreakBefore w:val="false"/>
-        <w:shd w:val="clear" w:fill="auto"/>
         <w:rPr>
           <w:sz w:val="24"/>
           <w:szCs w:val="24"/>
         </w:rPr>
       </w:pPr>
+      <w:proofErr w:type="spellStart"/>
       <w:r>
         <w:rPr>
           <w:sz w:val="24"/>
           <w:szCs w:val="24"/>
         </w:rPr>
-        <w:t>Ph.No. 0452-2482240-42          Fax No: 0452-2483427            Email:</w:t>
-      </w:r>
-      <w:hyperlink r:id="rId2">
+        <w:t>Ph.No</w:t>
+      </w:r>
+      <w:proofErr w:type="spellEnd"/>
+      <w:r>
+        <w:rPr>
+          <w:sz w:val="24"/>
+          <w:szCs w:val="24"/>
+        </w:rPr>
+        <w:t>. 0452-2482240-42          Fax No: 0452-2483427            Email:</w:t>
+      </w:r>
+      <w:hyperlink r:id="rId4">
         <w:r>
           <w:rPr>
-            <w:rStyle w:val="Style3"/>
             <w:color w:val="1155CC"/>
             <w:sz w:val="24"/>
             <w:szCs w:val="24"/>
@@ -609,8 +850,6 @@
     <w:p>
       <w:pPr>
         <w:pStyle w:val="normal1"/>
-        <w:pageBreakBefore w:val="false"/>
-        <w:shd w:val="clear" w:fill="auto"/>
         <w:rPr>
           <w:b/>
           <w:bCs/>
@@ -633,24 +872,23 @@
       </w:r>
     </w:p>
     <w:sectPr>
-      <w:type w:val="nextPage"/>
       <w:pgSz w:w="12240" w:h="15840"/>
-      <w:pgMar w:left="1440" w:right="1440" w:gutter="0" w:header="0" w:top="1440" w:footer="0" w:bottom="1440"/>
-      <w:pgNumType w:start="1" w:fmt="decimal"/>
-      <w:formProt w:val="false"/>
-      <w:textDirection w:val="lrTb"/>
-      <w:docGrid w:type="default" w:linePitch="100" w:charSpace="0"/>
+      <w:pgMar w:top="1440" w:right="1440" w:bottom="1440" w:left="1440" w:header="0" w:footer="0" w:gutter="0"/>
+      <w:pgNumType w:start="1"/>
+      <w:cols w:space="720"/>
+      <w:formProt w:val="0"/>
+      <w:docGrid w:linePitch="100"/>
     </w:sectPr>
   </w:body>
 </w:document>
 </file>
 
 <file path=word/styles.xml><?xml version="1.0" encoding="utf-8"?>
-<w:styles xmlns:w="http://schemas.openxmlformats.org/wordprocessingml/2006/main" xmlns:w14="http://schemas.microsoft.com/office/word/2010/wordml" xmlns:mc="http://schemas.openxmlformats.org/markup-compatibility/2006" mc:Ignorable="w14">
+<w:styles xmlns:mc="http://schemas.openxmlformats.org/markup-compatibility/2006" xmlns:r="http://schemas.openxmlformats.org/officeDocument/2006/relationships" xmlns:w="http://schemas.openxmlformats.org/wordprocessingml/2006/main" xmlns:w14="http://schemas.microsoft.com/office/word/2010/wordml" xmlns:w15="http://schemas.microsoft.com/office/word/2012/wordml" xmlns:w16cex="http://schemas.microsoft.com/office/word/2018/wordml/cex" xmlns:w16cid="http://schemas.microsoft.com/office/word/2016/wordml/cid" xmlns:w16="http://schemas.microsoft.com/office/word/2018/wordml" xmlns:w16du="http://schemas.microsoft.com/office/word/2023/wordml/word16du" xmlns:w16sdtdh="http://schemas.microsoft.com/office/word/2020/wordml/sdtdatahash" xmlns:w16sdtfl="http://schemas.microsoft.com/office/word/2024/wordml/sdtformatlock" xmlns:w16se="http://schemas.microsoft.com/office/word/2015/wordml/symex" mc:Ignorable="w14 w15 w16se w16cid w16 w16cex w16sdtdh w16sdtfl w16du">
   <w:docDefaults>
     <w:rPrDefault>
       <w:rPr>
-        <w:rFonts w:ascii="Arial" w:hAnsi="Arial" w:eastAsia="Arial" w:cs="Arial"/>
+        <w:rFonts w:ascii="Arial" w:eastAsia="Arial" w:hAnsi="Arial" w:cs="Arial"/>
         <w:sz w:val="22"/>
         <w:szCs w:val="22"/>
         <w:lang w:val="en-US" w:eastAsia="zh-CN" w:bidi="hi-IN"/>
@@ -658,39 +896,406 @@
     </w:rPrDefault>
     <w:pPrDefault>
       <w:pPr>
-        <w:suppressAutoHyphens w:val="true"/>
+        <w:suppressAutoHyphens/>
       </w:pPr>
     </w:pPrDefault>
   </w:docDefaults>
-  <w:style w:type="paragraph" w:styleId="Normal">
+  <w:latentStyles w:defLockedState="0" w:defUIPriority="99" w:defSemiHidden="0" w:defUnhideWhenUsed="0" w:defQFormat="0" w:count="376">
+    <w:lsdException w:name="Normal" w:uiPriority="0" w:qFormat="1"/>
+    <w:lsdException w:name="heading 1" w:uiPriority="9" w:qFormat="1"/>
+    <w:lsdException w:name="heading 2" w:semiHidden="1" w:uiPriority="9" w:unhideWhenUsed="1" w:qFormat="1"/>
+    <w:lsdException w:name="heading 3" w:semiHidden="1" w:uiPriority="9" w:unhideWhenUsed="1" w:qFormat="1"/>
+    <w:lsdException w:name="heading 4" w:semiHidden="1" w:uiPriority="9" w:unhideWhenUsed="1" w:qFormat="1"/>
+    <w:lsdException w:name="heading 5" w:semiHidden="1" w:uiPriority="9" w:unhideWhenUsed="1" w:qFormat="1"/>
+    <w:lsdException w:name="heading 6" w:semiHidden="1" w:uiPriority="9" w:unhideWhenUsed="1" w:qFormat="1"/>
+    <w:lsdException w:name="heading 7" w:semiHidden="1" w:uiPriority="9" w:unhideWhenUsed="1" w:qFormat="1"/>
+    <w:lsdException w:name="heading 8" w:semiHidden="1" w:uiPriority="9" w:unhideWhenUsed="1" w:qFormat="1"/>
+    <w:lsdException w:name="heading 9" w:semiHidden="1" w:uiPriority="9" w:unhideWhenUsed="1" w:qFormat="1"/>
+    <w:lsdException w:name="index 1" w:semiHidden="1" w:unhideWhenUsed="1"/>
+    <w:lsdException w:name="index 2" w:semiHidden="1" w:unhideWhenUsed="1"/>
+    <w:lsdException w:name="index 3" w:semiHidden="1" w:unhideWhenUsed="1"/>
+    <w:lsdException w:name="index 4" w:semiHidden="1" w:unhideWhenUsed="1"/>
+    <w:lsdException w:name="index 5" w:semiHidden="1" w:unhideWhenUsed="1"/>
+    <w:lsdException w:name="index 6" w:semiHidden="1" w:unhideWhenUsed="1"/>
+    <w:lsdException w:name="index 7" w:semiHidden="1" w:unhideWhenUsed="1"/>
+    <w:lsdException w:name="index 8" w:semiHidden="1" w:unhideWhenUsed="1"/>
+    <w:lsdException w:name="index 9" w:semiHidden="1" w:unhideWhenUsed="1"/>
+    <w:lsdException w:name="toc 1" w:semiHidden="1" w:uiPriority="39" w:unhideWhenUsed="1"/>
+    <w:lsdException w:name="toc 2" w:semiHidden="1" w:uiPriority="39" w:unhideWhenUsed="1"/>
+    <w:lsdException w:name="toc 3" w:semiHidden="1" w:uiPriority="39" w:unhideWhenUsed="1"/>
+    <w:lsdException w:name="toc 4" w:semiHidden="1" w:uiPriority="39" w:unhideWhenUsed="1"/>
+    <w:lsdException w:name="toc 5" w:semiHidden="1" w:uiPriority="39" w:unhideWhenUsed="1"/>
+    <w:lsdException w:name="toc 6" w:semiHidden="1" w:uiPriority="39" w:unhideWhenUsed="1"/>
+    <w:lsdException w:name="toc 7" w:semiHidden="1" w:uiPriority="39" w:unhideWhenUsed="1"/>
+    <w:lsdException w:name="toc 8" w:semiHidden="1" w:uiPriority="39" w:unhideWhenUsed="1"/>
+    <w:lsdException w:name="toc 9" w:semiHidden="1" w:uiPriority="39" w:unhideWhenUsed="1"/>
+    <w:lsdException w:name="Normal Indent" w:semiHidden="1" w:unhideWhenUsed="1"/>
+    <w:lsdException w:name="footnote text" w:semiHidden="1" w:unhideWhenUsed="1"/>
+    <w:lsdException w:name="annotation text" w:semiHidden="1" w:unhideWhenUsed="1"/>
+    <w:lsdException w:name="header" w:semiHidden="1" w:unhideWhenUsed="1"/>
+    <w:lsdException w:name="footer" w:semiHidden="1" w:unhideWhenUsed="1"/>
+    <w:lsdException w:name="index heading" w:semiHidden="1" w:unhideWhenUsed="1"/>
+    <w:lsdException w:name="caption" w:semiHidden="1" w:uiPriority="35" w:unhideWhenUsed="1" w:qFormat="1"/>
+    <w:lsdException w:name="table of figures" w:semiHidden="1" w:unhideWhenUsed="1"/>
+    <w:lsdException w:name="envelope address" w:semiHidden="1" w:unhideWhenUsed="1"/>
+    <w:lsdException w:name="envelope return" w:semiHidden="1" w:unhideWhenUsed="1"/>
+    <w:lsdException w:name="footnote reference" w:semiHidden="1" w:unhideWhenUsed="1"/>
+    <w:lsdException w:name="annotation reference" w:semiHidden="1" w:unhideWhenUsed="1"/>
+    <w:lsdException w:name="line number" w:semiHidden="1" w:unhideWhenUsed="1"/>
+    <w:lsdException w:name="page number" w:semiHidden="1" w:unhideWhenUsed="1"/>
+    <w:lsdException w:name="endnote reference" w:semiHidden="1" w:unhideWhenUsed="1"/>
+    <w:lsdException w:name="endnote text" w:semiHidden="1" w:unhideWhenUsed="1"/>
+    <w:lsdException w:name="table of authorities" w:semiHidden="1" w:unhideWhenUsed="1"/>
+    <w:lsdException w:name="macro" w:semiHidden="1" w:unhideWhenUsed="1"/>
+    <w:lsdException w:name="toa heading" w:semiHidden="1" w:unhideWhenUsed="1"/>
+    <w:lsdException w:name="List" w:semiHidden="1" w:unhideWhenUsed="1"/>
+    <w:lsdException w:name="List Bullet" w:semiHidden="1" w:unhideWhenUsed="1"/>
+    <w:lsdException w:name="List Number" w:semiHidden="1" w:unhideWhenUsed="1"/>
+    <w:lsdException w:name="List 2" w:semiHidden="1" w:unhideWhenUsed="1"/>
+    <w:lsdException w:name="List 3" w:semiHidden="1" w:unhideWhenUsed="1"/>
+    <w:lsdException w:name="List 4" w:semiHidden="1" w:unhideWhenUsed="1"/>
+    <w:lsdException w:name="List 5" w:semiHidden="1" w:unhideWhenUsed="1"/>
+    <w:lsdException w:name="List Bullet 2" w:semiHidden="1" w:unhideWhenUsed="1"/>
+    <w:lsdException w:name="List Bullet 3" w:semiHidden="1" w:unhideWhenUsed="1"/>
+    <w:lsdException w:name="List Bullet 4" w:semiHidden="1" w:unhideWhenUsed="1"/>
+    <w:lsdException w:name="List Bullet 5" w:semiHidden="1" w:unhideWhenUsed="1"/>
+    <w:lsdException w:name="List Number 2" w:semiHidden="1" w:unhideWhenUsed="1"/>
+    <w:lsdException w:name="List Number 3" w:semiHidden="1" w:unhideWhenUsed="1"/>
+    <w:lsdException w:name="List Number 4" w:semiHidden="1" w:unhideWhenUsed="1"/>
+    <w:lsdException w:name="List Number 5" w:semiHidden="1" w:unhideWhenUsed="1"/>
+    <w:lsdException w:name="Title" w:uiPriority="10" w:qFormat="1"/>
+    <w:lsdException w:name="Closing" w:semiHidden="1" w:unhideWhenUsed="1"/>
+    <w:lsdException w:name="Signature" w:semiHidden="1" w:unhideWhenUsed="1"/>
+    <w:lsdException w:name="Default Paragraph Font" w:semiHidden="1" w:uiPriority="1" w:unhideWhenUsed="1"/>
+    <w:lsdException w:name="Body Text" w:semiHidden="1" w:unhideWhenUsed="1"/>
+    <w:lsdException w:name="Body Text Indent" w:semiHidden="1" w:unhideWhenUsed="1"/>
+    <w:lsdException w:name="List Continue" w:semiHidden="1" w:unhideWhenUsed="1"/>
+    <w:lsdException w:name="List Continue 2" w:semiHidden="1" w:unhideWhenUsed="1"/>
+    <w:lsdException w:name="List Continue 3" w:semiHidden="1" w:unhideWhenUsed="1"/>
+    <w:lsdException w:name="List Continue 4" w:semiHidden="1" w:unhideWhenUsed="1"/>
+    <w:lsdException w:name="List Continue 5" w:semiHidden="1" w:unhideWhenUsed="1"/>
+    <w:lsdException w:name="Message Header" w:semiHidden="1" w:unhideWhenUsed="1"/>
+    <w:lsdException w:name="Subtitle" w:uiPriority="11" w:qFormat="1"/>
+    <w:lsdException w:name="Salutation" w:semiHidden="1" w:unhideWhenUsed="1"/>
+    <w:lsdException w:name="Date" w:semiHidden="1" w:unhideWhenUsed="1"/>
+    <w:lsdException w:name="Body Text First Indent" w:semiHidden="1" w:unhideWhenUsed="1"/>
+    <w:lsdException w:name="Body Text First Indent 2" w:semiHidden="1" w:unhideWhenUsed="1"/>
+    <w:lsdException w:name="Note Heading" w:semiHidden="1" w:unhideWhenUsed="1"/>
+    <w:lsdException w:name="Body Text 2" w:semiHidden="1" w:unhideWhenUsed="1"/>
+    <w:lsdException w:name="Body Text 3" w:semiHidden="1" w:unhideWhenUsed="1"/>
+    <w:lsdException w:name="Body Text Indent 2" w:semiHidden="1" w:unhideWhenUsed="1"/>
+    <w:lsdException w:name="Body Text Indent 3" w:semiHidden="1" w:unhideWhenUsed="1"/>
+    <w:lsdException w:name="Block Text" w:semiHidden="1" w:unhideWhenUsed="1"/>
+    <w:lsdException w:name="Hyperlink" w:semiHidden="1" w:unhideWhenUsed="1"/>
+    <w:lsdException w:name="FollowedHyperlink" w:semiHidden="1" w:unhideWhenUsed="1"/>
+    <w:lsdException w:name="Strong" w:uiPriority="22" w:qFormat="1"/>
+    <w:lsdException w:name="Emphasis" w:uiPriority="20" w:qFormat="1"/>
+    <w:lsdException w:name="Document Map" w:semiHidden="1" w:unhideWhenUsed="1"/>
+    <w:lsdException w:name="Plain Text" w:semiHidden="1" w:unhideWhenUsed="1"/>
+    <w:lsdException w:name="E-mail Signature" w:semiHidden="1" w:unhideWhenUsed="1"/>
+    <w:lsdException w:name="HTML Top of Form" w:semiHidden="1" w:unhideWhenUsed="1"/>
+    <w:lsdException w:name="HTML Bottom of Form" w:semiHidden="1" w:unhideWhenUsed="1"/>
+    <w:lsdException w:name="Normal (Web)" w:semiHidden="1" w:unhideWhenUsed="1"/>
+    <w:lsdException w:name="HTML Acronym" w:semiHidden="1" w:unhideWhenUsed="1"/>
+    <w:lsdException w:name="HTML Address" w:semiHidden="1" w:unhideWhenUsed="1"/>
+    <w:lsdException w:name="HTML Cite" w:semiHidden="1" w:unhideWhenUsed="1"/>
+    <w:lsdException w:name="HTML Code" w:semiHidden="1" w:unhideWhenUsed="1"/>
+    <w:lsdException w:name="HTML Definition" w:semiHidden="1" w:unhideWhenUsed="1"/>
+    <w:lsdException w:name="HTML Keyboard" w:semiHidden="1" w:unhideWhenUsed="1"/>
+    <w:lsdException w:name="HTML Preformatted" w:semiHidden="1" w:unhideWhenUsed="1"/>
+    <w:lsdException w:name="HTML Sample" w:semiHidden="1" w:unhideWhenUsed="1"/>
+    <w:lsdException w:name="HTML Typewriter" w:semiHidden="1" w:unhideWhenUsed="1"/>
+    <w:lsdException w:name="HTML Variable" w:semiHidden="1" w:unhideWhenUsed="1"/>
+    <w:lsdException w:name="Normal Table" w:semiHidden="1" w:unhideWhenUsed="1"/>
+    <w:lsdException w:name="annotation subject" w:semiHidden="1" w:unhideWhenUsed="1"/>
+    <w:lsdException w:name="No List" w:semiHidden="1" w:unhideWhenUsed="1"/>
+    <w:lsdException w:name="Outline List 1" w:semiHidden="1" w:unhideWhenUsed="1"/>
+    <w:lsdException w:name="Outline List 2" w:semiHidden="1" w:unhideWhenUsed="1"/>
+    <w:lsdException w:name="Outline List 3" w:semiHidden="1" w:unhideWhenUsed="1"/>
+    <w:lsdException w:name="Table Simple 1" w:semiHidden="1" w:unhideWhenUsed="1"/>
+    <w:lsdException w:name="Table Simple 2" w:semiHidden="1" w:unhideWhenUsed="1"/>
+    <w:lsdException w:name="Table Simple 3" w:semiHidden="1" w:unhideWhenUsed="1"/>
+    <w:lsdException w:name="Table Classic 1" w:semiHidden="1" w:unhideWhenUsed="1"/>
+    <w:lsdException w:name="Table Classic 2" w:semiHidden="1" w:unhideWhenUsed="1"/>
+    <w:lsdException w:name="Table Classic 3" w:semiHidden="1" w:unhideWhenUsed="1"/>
+    <w:lsdException w:name="Table Classic 4" w:semiHidden="1" w:unhideWhenUsed="1"/>
+    <w:lsdException w:name="Table Colorful 1" w:semiHidden="1" w:unhideWhenUsed="1"/>
+    <w:lsdException w:name="Table Colorful 2" w:semiHidden="1" w:unhideWhenUsed="1"/>
+    <w:lsdException w:name="Table Colorful 3" w:semiHidden="1" w:unhideWhenUsed="1"/>
+    <w:lsdException w:name="Table Columns 1" w:semiHidden="1" w:unhideWhenUsed="1"/>
+    <w:lsdException w:name="Table Columns 2" w:semiHidden="1" w:unhideWhenUsed="1"/>
+    <w:lsdException w:name="Table Columns 3" w:semiHidden="1" w:unhideWhenUsed="1"/>
+    <w:lsdException w:name="Table Columns 4" w:semiHidden="1" w:unhideWhenUsed="1"/>
+    <w:lsdException w:name="Table Columns 5" w:semiHidden="1" w:unhideWhenUsed="1"/>
+    <w:lsdException w:name="Table Grid 1" w:semiHidden="1" w:unhideWhenUsed="1"/>
+    <w:lsdException w:name="Table Grid 2" w:semiHidden="1" w:unhideWhenUsed="1"/>
+    <w:lsdException w:name="Table Grid 3" w:semiHidden="1" w:unhideWhenUsed="1"/>
+    <w:lsdException w:name="Table Grid 4" w:semiHidden="1" w:unhideWhenUsed="1"/>
+    <w:lsdException w:name="Table Grid 5" w:semiHidden="1" w:unhideWhenUsed="1"/>
+    <w:lsdException w:name="Table Grid 6" w:semiHidden="1" w:unhideWhenUsed="1"/>
+    <w:lsdException w:name="Table Grid 7" w:semiHidden="1" w:unhideWhenUsed="1"/>
+    <w:lsdException w:name="Table Grid 8" w:semiHidden="1" w:unhideWhenUsed="1"/>
+    <w:lsdException w:name="Table List 1" w:semiHidden="1" w:unhideWhenUsed="1"/>
+    <w:lsdException w:name="Table List 2" w:semiHidden="1" w:unhideWhenUsed="1"/>
+    <w:lsdException w:name="Table List 3" w:semiHidden="1" w:unhideWhenUsed="1"/>
+    <w:lsdException w:name="Table List 4" w:semiHidden="1" w:unhideWhenUsed="1"/>
+    <w:lsdException w:name="Table List 5" w:semiHidden="1" w:unhideWhenUsed="1"/>
+    <w:lsdException w:name="Table List 6" w:semiHidden="1" w:unhideWhenUsed="1"/>
+    <w:lsdException w:name="Table List 7" w:semiHidden="1" w:unhideWhenUsed="1"/>
+    <w:lsdException w:name="Table List 8" w:semiHidden="1" w:unhideWhenUsed="1"/>
+    <w:lsdException w:name="Table 3D effects 1" w:semiHidden="1" w:unhideWhenUsed="1"/>
+    <w:lsdException w:name="Table 3D effects 2" w:semiHidden="1" w:unhideWhenUsed="1"/>
+    <w:lsdException w:name="Table 3D effects 3" w:semiHidden="1" w:unhideWhenUsed="1"/>
+    <w:lsdException w:name="Table Contemporary" w:semiHidden="1" w:unhideWhenUsed="1"/>
+    <w:lsdException w:name="Table Elegant" w:semiHidden="1" w:unhideWhenUsed="1"/>
+    <w:lsdException w:name="Table Professional" w:semiHidden="1" w:unhideWhenUsed="1"/>
+    <w:lsdException w:name="Table Subtle 1" w:semiHidden="1" w:unhideWhenUsed="1"/>
+    <w:lsdException w:name="Table Subtle 2" w:semiHidden="1" w:unhideWhenUsed="1"/>
+    <w:lsdException w:name="Table Web 1" w:semiHidden="1" w:unhideWhenUsed="1"/>
+    <w:lsdException w:name="Table Web 2" w:semiHidden="1" w:unhideWhenUsed="1"/>
+    <w:lsdException w:name="Table Web 3" w:semiHidden="1" w:unhideWhenUsed="1"/>
+    <w:lsdException w:name="Balloon Text" w:semiHidden="1" w:unhideWhenUsed="1"/>
+    <w:lsdException w:name="Table Grid" w:uiPriority="39"/>
+    <w:lsdException w:name="Table Theme" w:semiHidden="1" w:unhideWhenUsed="1"/>
+    <w:lsdException w:name="Placeholder Text" w:semiHidden="1"/>
+    <w:lsdException w:name="No Spacing" w:uiPriority="1" w:qFormat="1"/>
+    <w:lsdException w:name="Light Shading" w:uiPriority="60"/>
+    <w:lsdException w:name="Light List" w:uiPriority="61"/>
+    <w:lsdException w:name="Light Grid" w:uiPriority="62"/>
+    <w:lsdException w:name="Medium Shading 1" w:uiPriority="63"/>
+    <w:lsdException w:name="Medium Shading 2" w:uiPriority="64"/>
+    <w:lsdException w:name="Medium List 1" w:uiPriority="65"/>
+    <w:lsdException w:name="Medium List 2" w:uiPriority="66"/>
+    <w:lsdException w:name="Medium Grid 1" w:uiPriority="67"/>
+    <w:lsdException w:name="Medium Grid 2" w:uiPriority="68"/>
+    <w:lsdException w:name="Medium Grid 3" w:uiPriority="69"/>
+    <w:lsdException w:name="Dark List" w:uiPriority="70"/>
+    <w:lsdException w:name="Colorful Shading" w:uiPriority="71"/>
+    <w:lsdException w:name="Colorful List" w:uiPriority="72"/>
+    <w:lsdException w:name="Colorful Grid" w:uiPriority="73"/>
+    <w:lsdException w:name="Light Shading Accent 1" w:uiPriority="60"/>
+    <w:lsdException w:name="Light List Accent 1" w:uiPriority="61"/>
+    <w:lsdException w:name="Light Grid Accent 1" w:uiPriority="62"/>
+    <w:lsdException w:name="Medium Shading 1 Accent 1" w:uiPriority="63"/>
+    <w:lsdException w:name="Medium Shading 2 Accent 1" w:uiPriority="64"/>
+    <w:lsdException w:name="Medium List 1 Accent 1" w:uiPriority="65"/>
+    <w:lsdException w:name="Revision" w:semiHidden="1"/>
+    <w:lsdException w:name="List Paragraph" w:uiPriority="34" w:qFormat="1"/>
+    <w:lsdException w:name="Quote" w:uiPriority="29" w:qFormat="1"/>
+    <w:lsdException w:name="Intense Quote" w:uiPriority="30" w:qFormat="1"/>
+    <w:lsdException w:name="Medium List 2 Accent 1" w:uiPriority="66"/>
+    <w:lsdException w:name="Medium Grid 1 Accent 1" w:uiPriority="67"/>
+    <w:lsdException w:name="Medium Grid 2 Accent 1" w:uiPriority="68"/>
+    <w:lsdException w:name="Medium Grid 3 Accent 1" w:uiPriority="69"/>
+    <w:lsdException w:name="Dark List Accent 1" w:uiPriority="70"/>
+    <w:lsdException w:name="Colorful Shading Accent 1" w:uiPriority="71"/>
+    <w:lsdException w:name="Colorful List Accent 1" w:uiPriority="72"/>
+    <w:lsdException w:name="Colorful Grid Accent 1" w:uiPriority="73"/>
+    <w:lsdException w:name="Light Shading Accent 2" w:uiPriority="60"/>
+    <w:lsdException w:name="Light List Accent 2" w:uiPriority="61"/>
+    <w:lsdException w:name="Light Grid Accent 2" w:uiPriority="62"/>
+    <w:lsdException w:name="Medium Shading 1 Accent 2" w:uiPriority="63"/>
+    <w:lsdException w:name="Medium Shading 2 Accent 2" w:uiPriority="64"/>
+    <w:lsdException w:name="Medium List 1 Accent 2" w:uiPriority="65"/>
+    <w:lsdException w:name="Medium List 2 Accent 2" w:uiPriority="66"/>
+    <w:lsdException w:name="Medium Grid 1 Accent 2" w:uiPriority="67"/>
+    <w:lsdException w:name="Medium Grid 2 Accent 2" w:uiPriority="68"/>
+    <w:lsdException w:name="Medium Grid 3 Accent 2" w:uiPriority="69"/>
+    <w:lsdException w:name="Dark List Accent 2" w:uiPriority="70"/>
+    <w:lsdException w:name="Colorful Shading Accent 2" w:uiPriority="71"/>
+    <w:lsdException w:name="Colorful List Accent 2" w:uiPriority="72"/>
+    <w:lsdException w:name="Colorful Grid Accent 2" w:uiPriority="73"/>
+    <w:lsdException w:name="Light Shading Accent 3" w:uiPriority="60"/>
+    <w:lsdException w:name="Light List Accent 3" w:uiPriority="61"/>
+    <w:lsdException w:name="Light Grid Accent 3" w:uiPriority="62"/>
+    <w:lsdException w:name="Medium Shading 1 Accent 3" w:uiPriority="63"/>
+    <w:lsdException w:name="Medium Shading 2 Accent 3" w:uiPriority="64"/>
+    <w:lsdException w:name="Medium List 1 Accent 3" w:uiPriority="65"/>
+    <w:lsdException w:name="Medium List 2 Accent 3" w:uiPriority="66"/>
+    <w:lsdException w:name="Medium Grid 1 Accent 3" w:uiPriority="67"/>
+    <w:lsdException w:name="Medium Grid 2 Accent 3" w:uiPriority="68"/>
+    <w:lsdException w:name="Medium Grid 3 Accent 3" w:uiPriority="69"/>
+    <w:lsdException w:name="Dark List Accent 3" w:uiPriority="70"/>
+    <w:lsdException w:name="Colorful Shading Accent 3" w:uiPriority="71"/>
+    <w:lsdException w:name="Colorful List Accent 3" w:uiPriority="72"/>
+    <w:lsdException w:name="Colorful Grid Accent 3" w:uiPriority="73"/>
+    <w:lsdException w:name="Light Shading Accent 4" w:uiPriority="60"/>
+    <w:lsdException w:name="Light List Accent 4" w:uiPriority="61"/>
+    <w:lsdException w:name="Light Grid Accent 4" w:uiPriority="62"/>
+    <w:lsdException w:name="Medium Shading 1 Accent 4" w:uiPriority="63"/>
+    <w:lsdException w:name="Medium Shading 2 Accent 4" w:uiPriority="64"/>
+    <w:lsdException w:name="Medium List 1 Accent 4" w:uiPriority="65"/>
+    <w:lsdException w:name="Medium List 2 Accent 4" w:uiPriority="66"/>
+    <w:lsdException w:name="Medium Grid 1 Accent 4" w:uiPriority="67"/>
+    <w:lsdException w:name="Medium Grid 2 Accent 4" w:uiPriority="68"/>
+    <w:lsdException w:name="Medium Grid 3 Accent 4" w:uiPriority="69"/>
+    <w:lsdException w:name="Dark List Accent 4" w:uiPriority="70"/>
+    <w:lsdException w:name="Colorful Shading Accent 4" w:uiPriority="71"/>
+    <w:lsdException w:name="Colorful List Accent 4" w:uiPriority="72"/>
+    <w:lsdException w:name="Colorful Grid Accent 4" w:uiPriority="73"/>
+    <w:lsdException w:name="Light Shading Accent 5" w:uiPriority="60"/>
+    <w:lsdException w:name="Light List Accent 5" w:uiPriority="61"/>
+    <w:lsdException w:name="Light Grid Accent 5" w:uiPriority="62"/>
+    <w:lsdException w:name="Medium Shading 1 Accent 5" w:uiPriority="63"/>
+    <w:lsdException w:name="Medium Shading 2 Accent 5" w:uiPriority="64"/>
+    <w:lsdException w:name="Medium List 1 Accent 5" w:uiPriority="65"/>
+    <w:lsdException w:name="Medium List 2 Accent 5" w:uiPriority="66"/>
+    <w:lsdException w:name="Medium Grid 1 Accent 5" w:uiPriority="67"/>
+    <w:lsdException w:name="Medium Grid 2 Accent 5" w:uiPriority="68"/>
+    <w:lsdException w:name="Medium Grid 3 Accent 5" w:uiPriority="69"/>
+    <w:lsdException w:name="Dark List Accent 5" w:uiPriority="70"/>
+    <w:lsdException w:name="Colorful Shading Accent 5" w:uiPriority="71"/>
+    <w:lsdException w:name="Colorful List Accent 5" w:uiPriority="72"/>
+    <w:lsdException w:name="Colorful Grid Accent 5" w:uiPriority="73"/>
+    <w:lsdException w:name="Light Shading Accent 6" w:uiPriority="60"/>
+    <w:lsdException w:name="Light List Accent 6" w:uiPriority="61"/>
+    <w:lsdException w:name="Light Grid Accent 6" w:uiPriority="62"/>
+    <w:lsdException w:name="Medium Shading 1 Accent 6" w:uiPriority="63"/>
+    <w:lsdException w:name="Medium Shading 2 Accent 6" w:uiPriority="64"/>
+    <w:lsdException w:name="Medium List 1 Accent 6" w:uiPriority="65"/>
+    <w:lsdException w:name="Medium List 2 Accent 6" w:uiPriority="66"/>
+    <w:lsdException w:name="Medium Grid 1 Accent 6" w:uiPriority="67"/>
+    <w:lsdException w:name="Medium Grid 2 Accent 6" w:uiPriority="68"/>
+    <w:lsdException w:name="Medium Grid 3 Accent 6" w:uiPriority="69"/>
+    <w:lsdException w:name="Dark List Accent 6" w:uiPriority="70"/>
+    <w:lsdException w:name="Colorful Shading Accent 6" w:uiPriority="71"/>
+    <w:lsdException w:name="Colorful List Accent 6" w:uiPriority="72"/>
+    <w:lsdException w:name="Colorful Grid Accent 6" w:uiPriority="73"/>
+    <w:lsdException w:name="Subtle Emphasis" w:uiPriority="19" w:qFormat="1"/>
+    <w:lsdException w:name="Intense Emphasis" w:uiPriority="21" w:qFormat="1"/>
+    <w:lsdException w:name="Subtle Reference" w:uiPriority="31" w:qFormat="1"/>
+    <w:lsdException w:name="Intense Reference" w:uiPriority="32" w:qFormat="1"/>
+    <w:lsdException w:name="Book Title" w:uiPriority="33" w:qFormat="1"/>
+    <w:lsdException w:name="Bibliography" w:semiHidden="1" w:uiPriority="37" w:unhideWhenUsed="1"/>
+    <w:lsdException w:name="TOC Heading" w:semiHidden="1" w:uiPriority="39" w:unhideWhenUsed="1" w:qFormat="1"/>
+    <w:lsdException w:name="Plain Table 1" w:uiPriority="41"/>
+    <w:lsdException w:name="Plain Table 2" w:uiPriority="42"/>
+    <w:lsdException w:name="Plain Table 3" w:uiPriority="43"/>
+    <w:lsdException w:name="Plain Table 4" w:uiPriority="44"/>
+    <w:lsdException w:name="Plain Table 5" w:uiPriority="45"/>
+    <w:lsdException w:name="Grid Table Light" w:uiPriority="40"/>
+    <w:lsdException w:name="Grid Table 1 Light" w:uiPriority="46"/>
+    <w:lsdException w:name="Grid Table 2" w:uiPriority="47"/>
+    <w:lsdException w:name="Grid Table 3" w:uiPriority="48"/>
+    <w:lsdException w:name="Grid Table 4" w:uiPriority="49"/>
+    <w:lsdException w:name="Grid Table 5 Dark" w:uiPriority="50"/>
+    <w:lsdException w:name="Grid Table 6 Colorful" w:uiPriority="51"/>
+    <w:lsdException w:name="Grid Table 7 Colorful" w:uiPriority="52"/>
+    <w:lsdException w:name="Grid Table 1 Light Accent 1" w:uiPriority="46"/>
+    <w:lsdException w:name="Grid Table 2 Accent 1" w:uiPriority="47"/>
+    <w:lsdException w:name="Grid Table 3 Accent 1" w:uiPriority="48"/>
+    <w:lsdException w:name="Grid Table 4 Accent 1" w:uiPriority="49"/>
+    <w:lsdException w:name="Grid Table 5 Dark Accent 1" w:uiPriority="50"/>
+    <w:lsdException w:name="Grid Table 6 Colorful Accent 1" w:uiPriority="51"/>
+    <w:lsdException w:name="Grid Table 7 Colorful Accent 1" w:uiPriority="52"/>
+    <w:lsdException w:name="Grid Table 1 Light Accent 2" w:uiPriority="46"/>
+    <w:lsdException w:name="Grid Table 2 Accent 2" w:uiPriority="47"/>
+    <w:lsdException w:name="Grid Table 3 Accent 2" w:uiPriority="48"/>
+    <w:lsdException w:name="Grid Table 4 Accent 2" w:uiPriority="49"/>
+    <w:lsdException w:name="Grid Table 5 Dark Accent 2" w:uiPriority="50"/>
+    <w:lsdException w:name="Grid Table 6 Colorful Accent 2" w:uiPriority="51"/>
+    <w:lsdException w:name="Grid Table 7 Colorful Accent 2" w:uiPriority="52"/>
+    <w:lsdException w:name="Grid Table 1 Light Accent 3" w:uiPriority="46"/>
+    <w:lsdException w:name="Grid Table 2 Accent 3" w:uiPriority="47"/>
+    <w:lsdException w:name="Grid Table 3 Accent 3" w:uiPriority="48"/>
+    <w:lsdException w:name="Grid Table 4 Accent 3" w:uiPriority="49"/>
+    <w:lsdException w:name="Grid Table 5 Dark Accent 3" w:uiPriority="50"/>
+    <w:lsdException w:name="Grid Table 6 Colorful Accent 3" w:uiPriority="51"/>
+    <w:lsdException w:name="Grid Table 7 Colorful Accent 3" w:uiPriority="52"/>
+    <w:lsdException w:name="Grid Table 1 Light Accent 4" w:uiPriority="46"/>
+    <w:lsdException w:name="Grid Table 2 Accent 4" w:uiPriority="47"/>
+    <w:lsdException w:name="Grid Table 3 Accent 4" w:uiPriority="48"/>
+    <w:lsdException w:name="Grid Table 4 Accent 4" w:uiPriority="49"/>
+    <w:lsdException w:name="Grid Table 5 Dark Accent 4" w:uiPriority="50"/>
+    <w:lsdException w:name="Grid Table 6 Colorful Accent 4" w:uiPriority="51"/>
+    <w:lsdException w:name="Grid Table 7 Colorful Accent 4" w:uiPriority="52"/>
+    <w:lsdException w:name="Grid Table 1 Light Accent 5" w:uiPriority="46"/>
+    <w:lsdException w:name="Grid Table 2 Accent 5" w:uiPriority="47"/>
+    <w:lsdException w:name="Grid Table 3 Accent 5" w:uiPriority="48"/>
+    <w:lsdException w:name="Grid Table 4 Accent 5" w:uiPriority="49"/>
+    <w:lsdException w:name="Grid Table 5 Dark Accent 5" w:uiPriority="50"/>
+    <w:lsdException w:name="Grid Table 6 Colorful Accent 5" w:uiPriority="51"/>
+    <w:lsdException w:name="Grid Table 7 Colorful Accent 5" w:uiPriority="52"/>
+    <w:lsdException w:name="Grid Table 1 Light Accent 6" w:uiPriority="46"/>
+    <w:lsdException w:name="Grid Table 2 Accent 6" w:uiPriority="47"/>
+    <w:lsdException w:name="Grid Table 3 Accent 6" w:uiPriority="48"/>
+    <w:lsdException w:name="Grid Table 4 Accent 6" w:uiPriority="49"/>
+    <w:lsdException w:name="Grid Table 5 Dark Accent 6" w:uiPriority="50"/>
+    <w:lsdException w:name="Grid Table 6 Colorful Accent 6" w:uiPriority="51"/>
+    <w:lsdException w:name="Grid Table 7 Colorful Accent 6" w:uiPriority="52"/>
+    <w:lsdException w:name="List Table 1 Light" w:uiPriority="46"/>
+    <w:lsdException w:name="List Table 2" w:uiPriority="47"/>
+    <w:lsdException w:name="List Table 3" w:uiPriority="48"/>
+    <w:lsdException w:name="List Table 4" w:uiPriority="49"/>
+    <w:lsdException w:name="List Table 5 Dark" w:uiPriority="50"/>
+    <w:lsdException w:name="List Table 6 Colorful" w:uiPriority="51"/>
+    <w:lsdException w:name="List Table 7 Colorful" w:uiPriority="52"/>
+    <w:lsdException w:name="List Table 1 Light Accent 1" w:uiPriority="46"/>
+    <w:lsdException w:name="List Table 2 Accent 1" w:uiPriority="47"/>
+    <w:lsdException w:name="List Table 3 Accent 1" w:uiPriority="48"/>
+    <w:lsdException w:name="List Table 4 Accent 1" w:uiPriority="49"/>
+    <w:lsdException w:name="List Table 5 Dark Accent 1" w:uiPriority="50"/>
+    <w:lsdException w:name="List Table 6 Colorful Accent 1" w:uiPriority="51"/>
+    <w:lsdException w:name="List Table 7 Colorful Accent 1" w:uiPriority="52"/>
+    <w:lsdException w:name="List Table 1 Light Accent 2" w:uiPriority="46"/>
+    <w:lsdException w:name="List Table 2 Accent 2" w:uiPriority="47"/>
+    <w:lsdException w:name="List Table 3 Accent 2" w:uiPriority="48"/>
+    <w:lsdException w:name="List Table 4 Accent 2" w:uiPriority="49"/>
+    <w:lsdException w:name="List Table 5 Dark Accent 2" w:uiPriority="50"/>
+    <w:lsdException w:name="List Table 6 Colorful Accent 2" w:uiPriority="51"/>
+    <w:lsdException w:name="List Table 7 Colorful Accent 2" w:uiPriority="52"/>
+    <w:lsdException w:name="List Table 1 Light Accent 3" w:uiPriority="46"/>
+    <w:lsdException w:name="List Table 2 Accent 3" w:uiPriority="47"/>
+    <w:lsdException w:name="List Table 3 Accent 3" w:uiPriority="48"/>
+    <w:lsdException w:name="List Table 4 Accent 3" w:uiPriority="49"/>
+    <w:lsdException w:name="List Table 5 Dark Accent 3" w:uiPriority="50"/>
+    <w:lsdException w:name="List Table 6 Colorful Accent 3" w:uiPriority="51"/>
+    <w:lsdException w:name="List Table 7 Colorful Accent 3" w:uiPriority="52"/>
+    <w:lsdException w:name="List Table 1 Light Accent 4" w:uiPriority="46"/>
+    <w:lsdException w:name="List Table 2 Accent 4" w:uiPriority="47"/>
+    <w:lsdException w:name="List Table 3 Accent 4" w:uiPriority="48"/>
+    <w:lsdException w:name="List Table 4 Accent 4" w:uiPriority="49"/>
+    <w:lsdException w:name="List Table 5 Dark Accent 4" w:uiPriority="50"/>
+    <w:lsdException w:name="List Table 6 Colorful Accent 4" w:uiPriority="51"/>
+    <w:lsdException w:name="List Table 7 Colorful Accent 4" w:uiPriority="52"/>
+    <w:lsdException w:name="List Table 1 Light Accent 5" w:uiPriority="46"/>
+    <w:lsdException w:name="List Table 2 Accent 5" w:uiPriority="47"/>
+    <w:lsdException w:name="List Table 3 Accent 5" w:uiPriority="48"/>
+    <w:lsdException w:name="List Table 4 Accent 5" w:uiPriority="49"/>
+    <w:lsdException w:name="List Table 5 Dark Accent 5" w:uiPriority="50"/>
+    <w:lsdException w:name="List Table 6 Colorful Accent 5" w:uiPriority="51"/>
+    <w:lsdException w:name="List Table 7 Colorful Accent 5" w:uiPriority="52"/>
+    <w:lsdException w:name="List Table 1 Light Accent 6" w:uiPriority="46"/>
+    <w:lsdException w:name="List Table 2 Accent 6" w:uiPriority="47"/>
+    <w:lsdException w:name="List Table 3 Accent 6" w:uiPriority="48"/>
+    <w:lsdException w:name="List Table 4 Accent 6" w:uiPriority="49"/>
+    <w:lsdException w:name="List Table 5 Dark Accent 6" w:uiPriority="50"/>
+    <w:lsdException w:name="List Table 6 Colorful Accent 6" w:uiPriority="51"/>
+    <w:lsdException w:name="List Table 7 Colorful Accent 6" w:uiPriority="52"/>
+    <w:lsdException w:name="Mention" w:semiHidden="1" w:unhideWhenUsed="1"/>
+    <w:lsdException w:name="Smart Hyperlink" w:semiHidden="1" w:unhideWhenUsed="1"/>
+    <w:lsdException w:name="Hashtag" w:semiHidden="1" w:unhideWhenUsed="1"/>
+    <w:lsdException w:name="Unresolved Mention" w:semiHidden="1" w:unhideWhenUsed="1"/>
+    <w:lsdException w:name="Smart Link" w:semiHidden="1" w:unhideWhenUsed="1"/>
+  </w:latentStyles>
+  <w:style w:type="paragraph" w:default="1" w:styleId="Normal">
     <w:name w:val="Normal"/>
     <w:qFormat/>
     <w:pPr>
-      <w:widowControl/>
-      <w:suppressAutoHyphens w:val="true"/>
-      <w:bidi w:val="0"/>
-      <w:spacing w:lineRule="auto" w:line="276" w:before="0" w:after="0"/>
-      <w:jc w:val="start"/>
+      <w:spacing w:line="276" w:lineRule="auto"/>
     </w:pPr>
-    <w:rPr>
-      <w:rFonts w:ascii="Arial" w:hAnsi="Arial" w:eastAsia="Arial" w:cs="Arial"/>
-      <w:color w:val="auto"/>
-      <w:kern w:val="0"/>
-      <w:sz w:val="22"/>
-      <w:szCs w:val="22"/>
-      <w:lang w:val="en-US" w:eastAsia="zh-CN" w:bidi="hi-IN"/>
-    </w:rPr>
   </w:style>
   <w:style w:type="paragraph" w:styleId="Heading1">
     <w:name w:val="heading 1"/>
     <w:basedOn w:val="normal1"/>
     <w:next w:val="normal1"/>
+    <w:uiPriority w:val="9"/>
     <w:qFormat/>
     <w:pPr>
-      <w:keepNext w:val="true"/>
+      <w:keepNext/>
       <w:keepLines/>
-      <w:pageBreakBefore w:val="false"/>
-      <w:spacing w:lineRule="auto" w:line="240" w:before="400" w:after="120"/>
+      <w:spacing w:before="400" w:after="120" w:line="240" w:lineRule="auto"/>
+      <w:outlineLvl w:val="0"/>
     </w:pPr>
     <w:rPr>
       <w:sz w:val="40"/>
@@ -701,16 +1306,17 @@
     <w:name w:val="heading 2"/>
     <w:basedOn w:val="normal1"/>
     <w:next w:val="normal1"/>
+    <w:uiPriority w:val="9"/>
+    <w:semiHidden/>
+    <w:unhideWhenUsed/>
     <w:qFormat/>
     <w:pPr>
-      <w:keepNext w:val="true"/>
+      <w:keepNext/>
       <w:keepLines/>
-      <w:pageBreakBefore w:val="false"/>
-      <w:spacing w:lineRule="auto" w:line="240" w:before="360" w:after="120"/>
+      <w:spacing w:before="360" w:after="120" w:line="240" w:lineRule="auto"/>
+      <w:outlineLvl w:val="1"/>
     </w:pPr>
     <w:rPr>
-      <w:b w:val="false"/>
-      <w:bCs w:val="false"/>
       <w:sz w:val="32"/>
       <w:szCs w:val="32"/>
     </w:rPr>
@@ -719,16 +1325,17 @@
     <w:name w:val="heading 3"/>
     <w:basedOn w:val="normal1"/>
     <w:next w:val="normal1"/>
+    <w:uiPriority w:val="9"/>
+    <w:semiHidden/>
+    <w:unhideWhenUsed/>
     <w:qFormat/>
     <w:pPr>
-      <w:keepNext w:val="true"/>
+      <w:keepNext/>
       <w:keepLines/>
-      <w:pageBreakBefore w:val="false"/>
-      <w:spacing w:lineRule="auto" w:line="240" w:before="320" w:after="80"/>
+      <w:spacing w:before="320" w:after="80" w:line="240" w:lineRule="auto"/>
+      <w:outlineLvl w:val="2"/>
     </w:pPr>
     <w:rPr>
-      <w:b w:val="false"/>
-      <w:bCs w:val="false"/>
       <w:color w:val="434343"/>
       <w:sz w:val="28"/>
       <w:szCs w:val="28"/>
@@ -738,12 +1345,15 @@
     <w:name w:val="heading 4"/>
     <w:basedOn w:val="normal1"/>
     <w:next w:val="normal1"/>
+    <w:uiPriority w:val="9"/>
+    <w:semiHidden/>
+    <w:unhideWhenUsed/>
     <w:qFormat/>
     <w:pPr>
-      <w:keepNext w:val="true"/>
+      <w:keepNext/>
       <w:keepLines/>
-      <w:pageBreakBefore w:val="false"/>
-      <w:spacing w:lineRule="auto" w:line="240" w:before="280" w:after="80"/>
+      <w:spacing w:before="280" w:after="80" w:line="240" w:lineRule="auto"/>
+      <w:outlineLvl w:val="3"/>
     </w:pPr>
     <w:rPr>
       <w:color w:val="666666"/>
@@ -755,37 +1365,66 @@
     <w:name w:val="heading 5"/>
     <w:basedOn w:val="normal1"/>
     <w:next w:val="normal1"/>
+    <w:uiPriority w:val="9"/>
+    <w:semiHidden/>
+    <w:unhideWhenUsed/>
     <w:qFormat/>
     <w:pPr>
-      <w:keepNext w:val="true"/>
+      <w:keepNext/>
       <w:keepLines/>
-      <w:pageBreakBefore w:val="false"/>
-      <w:spacing w:lineRule="auto" w:line="240" w:before="240" w:after="80"/>
+      <w:spacing w:before="240" w:after="80" w:line="240" w:lineRule="auto"/>
+      <w:outlineLvl w:val="4"/>
     </w:pPr>
     <w:rPr>
       <w:color w:val="666666"/>
-      <w:sz w:val="22"/>
-      <w:szCs w:val="22"/>
     </w:rPr>
   </w:style>
   <w:style w:type="paragraph" w:styleId="Heading6">
     <w:name w:val="heading 6"/>
     <w:basedOn w:val="normal1"/>
     <w:next w:val="normal1"/>
+    <w:uiPriority w:val="9"/>
+    <w:semiHidden/>
+    <w:unhideWhenUsed/>
     <w:qFormat/>
     <w:pPr>
-      <w:keepNext w:val="true"/>
+      <w:keepNext/>
       <w:keepLines/>
-      <w:pageBreakBefore w:val="false"/>
-      <w:spacing w:lineRule="auto" w:line="240" w:before="240" w:after="80"/>
+      <w:spacing w:before="240" w:after="80" w:line="240" w:lineRule="auto"/>
+      <w:outlineLvl w:val="5"/>
     </w:pPr>
     <w:rPr>
       <w:i/>
       <w:iCs/>
       <w:color w:val="666666"/>
-      <w:sz w:val="22"/>
-      <w:szCs w:val="22"/>
     </w:rPr>
+  </w:style>
+  <w:style w:type="character" w:default="1" w:styleId="DefaultParagraphFont">
+    <w:name w:val="Default Paragraph Font"/>
+    <w:uiPriority w:val="1"/>
+    <w:semiHidden/>
+    <w:unhideWhenUsed/>
+  </w:style>
+  <w:style w:type="table" w:default="1" w:styleId="TableNormal">
+    <w:name w:val="Normal Table"/>
+    <w:uiPriority w:val="99"/>
+    <w:semiHidden/>
+    <w:unhideWhenUsed/>
+    <w:tblPr>
+      <w:tblInd w:w="0" w:type="dxa"/>
+      <w:tblCellMar>
+        <w:top w:w="0" w:type="dxa"/>
+        <w:left w:w="108" w:type="dxa"/>
+        <w:bottom w:w="0" w:type="dxa"/>
+        <w:right w:w="108" w:type="dxa"/>
+      </w:tblCellMar>
+    </w:tblPr>
+  </w:style>
+  <w:style w:type="numbering" w:default="1" w:styleId="NoList">
+    <w:name w:val="No List"/>
+    <w:uiPriority w:val="99"/>
+    <w:semiHidden/>
+    <w:unhideWhenUsed/>
   </w:style>
   <w:style w:type="character" w:styleId="Hyperlink">
     <w:name w:val="Hyperlink"/>
@@ -794,17 +1433,17 @@
       <w:u w:val="single"/>
     </w:rPr>
   </w:style>
-  <w:style w:type="paragraph" w:styleId="Heading">
+  <w:style w:type="paragraph" w:customStyle="1" w:styleId="Heading">
     <w:name w:val="Heading"/>
     <w:basedOn w:val="Normal"/>
     <w:next w:val="BodyText"/>
     <w:qFormat/>
     <w:pPr>
-      <w:keepNext w:val="true"/>
+      <w:keepNext/>
       <w:spacing w:before="240" w:after="120"/>
     </w:pPr>
     <w:rPr>
-      <w:rFonts w:ascii="Liberation Sans" w:hAnsi="Liberation Sans" w:eastAsia="Noto Sans CJK SC" w:cs="Noto Sans Devanagari"/>
+      <w:rFonts w:ascii="Liberation Sans" w:eastAsia="Noto Sans CJK SC" w:hAnsi="Liberation Sans" w:cs="Noto Sans Devanagari"/>
       <w:sz w:val="28"/>
       <w:szCs w:val="28"/>
     </w:rPr>
@@ -813,14 +1452,12 @@
     <w:name w:val="Body Text"/>
     <w:basedOn w:val="Normal"/>
     <w:pPr>
-      <w:spacing w:lineRule="auto" w:line="276" w:before="0" w:after="140"/>
+      <w:spacing w:after="140"/>
     </w:pPr>
-    <w:rPr/>
   </w:style>
   <w:style w:type="paragraph" w:styleId="List">
     <w:name w:val="List"/>
     <w:basedOn w:val="BodyText"/>
-    <w:pPr/>
     <w:rPr>
       <w:rFonts w:cs="Noto Sans Devanagari"/>
     </w:rPr>
@@ -841,7 +1478,7 @@
       <w:szCs w:val="24"/>
     </w:rPr>
   </w:style>
-  <w:style w:type="paragraph" w:styleId="Index">
+  <w:style w:type="paragraph" w:customStyle="1" w:styleId="Index">
     <w:name w:val="Index"/>
     <w:basedOn w:val="Normal"/>
     <w:qFormat/>
@@ -852,35 +1489,23 @@
       <w:rFonts w:cs="Noto Sans Devanagari"/>
     </w:rPr>
   </w:style>
-  <w:style w:type="paragraph" w:styleId="normal1" w:default="1">
+  <w:style w:type="paragraph" w:customStyle="1" w:styleId="normal1">
     <w:name w:val="normal1"/>
     <w:qFormat/>
     <w:pPr>
-      <w:widowControl/>
-      <w:suppressAutoHyphens w:val="true"/>
-      <w:bidi w:val="0"/>
-      <w:spacing w:lineRule="auto" w:line="276" w:before="0" w:after="0"/>
-      <w:jc w:val="start"/>
+      <w:spacing w:line="276" w:lineRule="auto"/>
     </w:pPr>
-    <w:rPr>
-      <w:rFonts w:ascii="Arial" w:hAnsi="Arial" w:eastAsia="Arial" w:cs="Arial"/>
-      <w:color w:val="auto"/>
-      <w:kern w:val="0"/>
-      <w:sz w:val="22"/>
-      <w:szCs w:val="22"/>
-      <w:lang w:val="en-US" w:eastAsia="zh-CN" w:bidi="hi-IN"/>
-    </w:rPr>
   </w:style>
   <w:style w:type="paragraph" w:styleId="Title">
     <w:name w:val="Title"/>
     <w:basedOn w:val="normal1"/>
     <w:next w:val="normal1"/>
+    <w:uiPriority w:val="10"/>
     <w:qFormat/>
     <w:pPr>
-      <w:keepNext w:val="true"/>
+      <w:keepNext/>
       <w:keepLines/>
-      <w:pageBreakBefore w:val="false"/>
-      <w:spacing w:lineRule="auto" w:line="240" w:before="0" w:after="60"/>
+      <w:spacing w:after="60" w:line="240" w:lineRule="auto"/>
     </w:pPr>
     <w:rPr>
       <w:sz w:val="52"/>
@@ -891,23 +1516,20 @@
     <w:name w:val="Subtitle"/>
     <w:basedOn w:val="normal1"/>
     <w:next w:val="normal1"/>
+    <w:uiPriority w:val="11"/>
     <w:qFormat/>
     <w:pPr>
-      <w:keepNext w:val="true"/>
+      <w:keepNext/>
       <w:keepLines/>
-      <w:pageBreakBefore w:val="false"/>
-      <w:spacing w:lineRule="auto" w:line="240" w:before="0" w:after="320"/>
+      <w:spacing w:after="320" w:line="240" w:lineRule="auto"/>
     </w:pPr>
     <w:rPr>
-      <w:rFonts w:ascii="Arial" w:hAnsi="Arial" w:eastAsia="Arial" w:cs="Arial"/>
-      <w:i w:val="false"/>
-      <w:iCs w:val="false"/>
       <w:color w:val="666666"/>
       <w:sz w:val="30"/>
       <w:szCs w:val="30"/>
     </w:rPr>
   </w:style>
-  <w:style w:type="table" w:default="1" w:styleId="TableNormal">
+  <w:style w:type="table" w:customStyle="1" w:styleId="TableNormal0">
     <w:name w:val="TableNormal"/>
     <w:tblPr>
       <w:tblCellMar>
@@ -922,41 +1544,41 @@
 </file>
 
 <file path=word/theme/theme1.xml><?xml version="1.0" encoding="utf-8"?>
-<a:theme xmlns:a="http://schemas.openxmlformats.org/drawingml/2006/main" xmlns:r="http://schemas.openxmlformats.org/officeDocument/2006/relationships" name="Office Theme">
+<a:theme xmlns:a="http://schemas.openxmlformats.org/drawingml/2006/main" name="Office Theme">
   <a:themeElements>
     <a:clrScheme name="Office">
       <a:dk1>
         <a:srgbClr val="000000"/>
       </a:dk1>
       <a:lt1>
-        <a:srgbClr val="ffffff"/>
+        <a:srgbClr val="FFFFFF"/>
       </a:lt1>
       <a:dk2>
-        <a:srgbClr val="1f497d"/>
+        <a:srgbClr val="1F497D"/>
       </a:dk2>
       <a:lt2>
-        <a:srgbClr val="eeece1"/>
+        <a:srgbClr val="EEECE1"/>
       </a:lt2>
       <a:accent1>
-        <a:srgbClr val="4f81bd"/>
+        <a:srgbClr val="4F81BD"/>
       </a:accent1>
       <a:accent2>
-        <a:srgbClr val="c0504d"/>
+        <a:srgbClr val="C0504D"/>
       </a:accent2>
       <a:accent3>
-        <a:srgbClr val="9bbb59"/>
+        <a:srgbClr val="9BBB59"/>
       </a:accent3>
       <a:accent4>
-        <a:srgbClr val="8064a2"/>
+        <a:srgbClr val="8064A2"/>
       </a:accent4>
       <a:accent5>
-        <a:srgbClr val="4bacc6"/>
+        <a:srgbClr val="4BACC6"/>
       </a:accent5>
       <a:accent6>
-        <a:srgbClr val="f79646"/>
+        <a:srgbClr val="F79646"/>
       </a:accent6>
       <a:hlink>
-        <a:srgbClr val="0000ff"/>
+        <a:srgbClr val="0000FF"/>
       </a:hlink>
       <a:folHlink>
         <a:srgbClr val="800080"/>
@@ -964,12 +1586,12 @@
     </a:clrScheme>
     <a:fontScheme name="Office">
       <a:majorFont>
-        <a:latin typeface="Calibri" pitchFamily="0" charset="1"/>
+        <a:latin typeface="Calibri"/>
         <a:ea typeface=""/>
         <a:cs typeface=""/>
       </a:majorFont>
       <a:minorFont>
-        <a:latin typeface="Cambria" pitchFamily="0" charset="1"/>
+        <a:latin typeface="Cambria"/>
         <a:ea typeface=""/>
         <a:cs typeface=""/>
       </a:minorFont>
@@ -998,7 +1620,7 @@
             </a:gs>
           </a:gsLst>
           <a:lin ang="16200000" scaled="1"/>
-          <a:tileRect l="0" t="0" r="0" b="0"/>
+          <a:tileRect/>
         </a:gradFill>
         <a:gradFill>
           <a:gsLst>
@@ -1016,7 +1638,7 @@
             </a:gs>
           </a:gsLst>
           <a:lin ang="16200000" scaled="0"/>
-          <a:tileRect l="0" t="0" r="0" b="0"/>
+          <a:tileRect/>
         </a:gradFill>
       </a:fillStyleLst>
       <a:lnStyleLst>
@@ -1067,7 +1689,7 @@
           <a:path path="circle">
             <a:fillToRect l="50000" t="-80000" r="50000" b="180000"/>
           </a:path>
-          <a:tileRect l="0" t="0" r="0" b="0"/>
+          <a:tileRect/>
         </a:gradFill>
         <a:gradFill>
           <a:gsLst>
@@ -1085,10 +1707,12 @@
           <a:path path="circle">
             <a:fillToRect l="50000" t="50000" r="50000" b="50000"/>
           </a:path>
-          <a:tileRect l="0" t="0" r="0" b="0"/>
+          <a:tileRect/>
         </a:gradFill>
       </a:bgFillStyleLst>
     </a:fmtScheme>
   </a:themeElements>
+  <a:objectDefaults/>
+  <a:extraClrSchemeLst/>
 </a:theme>
 </file>
--- a/templates/Bonafide_Certificate.docx
+++ b/templates/Bonafide_Certificate.docx
@@ -95,10 +95,12 @@
         <w:pStyle w:val="normal1"/>
       </w:pPr>
       <w:proofErr w:type="spellStart"/>
+      <w:proofErr w:type="gramStart"/>
       <w:r>
         <w:t>No.D</w:t>
       </w:r>
       <w:proofErr w:type="spellEnd"/>
+      <w:proofErr w:type="gramEnd"/>
       <w:r>
         <w:t>/{</w:t>
       </w:r>
@@ -136,7 +138,14 @@
       </w:r>
       <w:r>
         <w:tab/>
-        <w:t>Date:{date}</w:t>
+      </w:r>
+      <w:proofErr w:type="gramStart"/>
+      <w:r>
+        <w:t>Date:{</w:t>
+      </w:r>
+      <w:proofErr w:type="gramEnd"/>
+      <w:r>
+        <w:t>date}</w:t>
       </w:r>
     </w:p>
     <w:p>
@@ -199,245 +208,262 @@
           <w:color w:val="202124"/>
           <w:sz w:val="28"/>
           <w:szCs w:val="28"/>
+        </w:rPr>
+      </w:pPr>
+      <w:r>
+        <w:rPr>
+          <w:sz w:val="28"/>
+          <w:szCs w:val="28"/>
+        </w:rPr>
+        <w:t xml:space="preserve">      Certified that </w:t>
+      </w:r>
+      <w:r>
+        <w:rPr>
+          <w:b/>
+          <w:bCs/>
+          <w:sz w:val="28"/>
+          <w:szCs w:val="28"/>
+        </w:rPr>
+        <w:t>{title}</w:t>
+      </w:r>
+      <w:r>
+        <w:rPr>
+          <w:sz w:val="28"/>
+          <w:szCs w:val="28"/>
+        </w:rPr>
+        <w:t xml:space="preserve"> </w:t>
+      </w:r>
+      <w:r>
+        <w:rPr>
+          <w:b/>
+          <w:bCs/>
+          <w:sz w:val="28"/>
+          <w:szCs w:val="28"/>
+        </w:rPr>
+        <w:t>{name}</w:t>
+      </w:r>
+      <w:r>
+        <w:rPr>
+          <w:sz w:val="28"/>
+          <w:szCs w:val="28"/>
+        </w:rPr>
+        <w:t>,</w:t>
+      </w:r>
+      <w:r>
+        <w:rPr>
+          <w:sz w:val="28"/>
+          <w:szCs w:val="28"/>
+        </w:rPr>
+        <w:t xml:space="preserve"> </w:t>
+      </w:r>
+      <w:r>
+        <w:rPr>
+          <w:sz w:val="28"/>
+          <w:szCs w:val="28"/>
+        </w:rPr>
+        <w:t>(Roll No</w:t>
+      </w:r>
+      <w:r>
+        <w:rPr>
+          <w:sz w:val="28"/>
+          <w:szCs w:val="28"/>
+        </w:rPr>
+        <w:t>.</w:t>
+      </w:r>
+      <w:r>
+        <w:rPr>
+          <w:sz w:val="28"/>
+          <w:szCs w:val="28"/>
+        </w:rPr>
+        <w:t xml:space="preserve"> </w:t>
+      </w:r>
+      <w:r>
+        <w:rPr>
+          <w:b/>
+          <w:bCs/>
+          <w:sz w:val="28"/>
+          <w:szCs w:val="28"/>
+        </w:rPr>
+        <w:t>{</w:t>
+      </w:r>
+      <w:proofErr w:type="spellStart"/>
+      <w:r>
+        <w:rPr>
+          <w:b/>
+          <w:bCs/>
+          <w:sz w:val="28"/>
+          <w:szCs w:val="28"/>
+        </w:rPr>
+        <w:t>rollno</w:t>
+      </w:r>
+      <w:proofErr w:type="spellEnd"/>
+      <w:r>
+        <w:rPr>
+          <w:b/>
+          <w:bCs/>
+          <w:sz w:val="28"/>
+          <w:szCs w:val="28"/>
+        </w:rPr>
+        <w:t>}</w:t>
+      </w:r>
+      <w:r>
+        <w:rPr>
+          <w:sz w:val="28"/>
+          <w:szCs w:val="28"/>
+        </w:rPr>
+        <w:t xml:space="preserve">) of {relation} </w:t>
+      </w:r>
+      <w:r>
+        <w:rPr>
+          <w:color w:val="202124"/>
+          <w:sz w:val="28"/>
+          <w:szCs w:val="28"/>
           <w:highlight w:val="white"/>
         </w:rPr>
-      </w:pPr>
-      <w:r>
-        <w:rPr>
-          <w:sz w:val="28"/>
-          <w:szCs w:val="28"/>
-        </w:rPr>
-        <w:t xml:space="preserve">      Certified that </w:t>
-      </w:r>
-      <w:r>
-        <w:rPr>
-          <w:b/>
-          <w:bCs/>
-          <w:sz w:val="28"/>
-          <w:szCs w:val="28"/>
-        </w:rPr>
-        <w:t>{title}</w:t>
-      </w:r>
-      <w:r>
-        <w:rPr>
-          <w:sz w:val="28"/>
-          <w:szCs w:val="28"/>
-        </w:rPr>
-        <w:t xml:space="preserve"> </w:t>
-      </w:r>
-      <w:r>
-        <w:rPr>
-          <w:b/>
-          <w:bCs/>
-          <w:sz w:val="28"/>
-          <w:szCs w:val="28"/>
-        </w:rPr>
-        <w:t>{name}</w:t>
-      </w:r>
-      <w:r>
-        <w:rPr>
-          <w:sz w:val="28"/>
-          <w:szCs w:val="28"/>
-        </w:rPr>
-        <w:t>,</w:t>
-      </w:r>
-      <w:r>
-        <w:rPr>
-          <w:sz w:val="28"/>
-          <w:szCs w:val="28"/>
-        </w:rPr>
-        <w:t xml:space="preserve"> </w:t>
-      </w:r>
-      <w:r>
-        <w:rPr>
-          <w:sz w:val="28"/>
-          <w:szCs w:val="28"/>
-        </w:rPr>
-        <w:t xml:space="preserve">(Roll No : </w:t>
-      </w:r>
-      <w:r>
-        <w:rPr>
-          <w:b/>
-          <w:bCs/>
-          <w:sz w:val="28"/>
-          <w:szCs w:val="28"/>
-        </w:rPr>
         <w:t>{</w:t>
       </w:r>
       <w:proofErr w:type="spellStart"/>
       <w:r>
         <w:rPr>
-          <w:b/>
-          <w:bCs/>
-          <w:sz w:val="28"/>
-          <w:szCs w:val="28"/>
-        </w:rPr>
-        <w:t>rollno</w:t>
+          <w:color w:val="202124"/>
+          <w:sz w:val="28"/>
+          <w:szCs w:val="28"/>
+          <w:highlight w:val="white"/>
+        </w:rPr>
+        <w:t>parentName</w:t>
       </w:r>
       <w:proofErr w:type="spellEnd"/>
       <w:r>
         <w:rPr>
-          <w:b/>
-          <w:bCs/>
-          <w:sz w:val="28"/>
-          <w:szCs w:val="28"/>
-        </w:rPr>
-        <w:t>}</w:t>
-      </w:r>
-      <w:r>
-        <w:rPr>
-          <w:sz w:val="28"/>
-          <w:szCs w:val="28"/>
-        </w:rPr>
-        <w:t xml:space="preserve">) of {relation} </w:t>
-      </w:r>
-      <w:r>
-        <w:rPr>
           <w:color w:val="202124"/>
           <w:sz w:val="28"/>
           <w:szCs w:val="28"/>
           <w:highlight w:val="white"/>
         </w:rPr>
+        <w:t xml:space="preserve">} is a </w:t>
+      </w:r>
+      <w:proofErr w:type="spellStart"/>
+      <w:r>
+        <w:rPr>
+          <w:color w:val="202124"/>
+          <w:sz w:val="28"/>
+          <w:szCs w:val="28"/>
+          <w:highlight w:val="white"/>
+        </w:rPr>
+        <w:t>bonafide</w:t>
+      </w:r>
+      <w:proofErr w:type="spellEnd"/>
+      <w:r>
+        <w:rPr>
+          <w:color w:val="202124"/>
+          <w:sz w:val="28"/>
+          <w:szCs w:val="28"/>
+          <w:highlight w:val="white"/>
+        </w:rPr>
+        <w:t xml:space="preserve"> student of this College studying in </w:t>
+      </w:r>
+      <w:r>
+        <w:rPr>
+          <w:b/>
+          <w:bCs/>
+          <w:color w:val="202124"/>
+          <w:sz w:val="28"/>
+          <w:szCs w:val="28"/>
+          <w:highlight w:val="white"/>
+        </w:rPr>
+        <w:t>{year}</w:t>
+      </w:r>
+      <w:r>
+        <w:rPr>
+          <w:color w:val="202124"/>
+          <w:sz w:val="28"/>
+          <w:szCs w:val="28"/>
+          <w:highlight w:val="white"/>
+        </w:rPr>
+        <w:t xml:space="preserve"> Year, </w:t>
+      </w:r>
+      <w:r>
+        <w:rPr>
+          <w:b/>
+          <w:bCs/>
+          <w:color w:val="202124"/>
+          <w:sz w:val="28"/>
+          <w:szCs w:val="28"/>
+          <w:highlight w:val="white"/>
+        </w:rPr>
+        <w:t>{course} - {branch}</w:t>
+      </w:r>
+      <w:r>
+        <w:rPr>
+          <w:color w:val="202124"/>
+          <w:sz w:val="28"/>
+          <w:szCs w:val="28"/>
+          <w:highlight w:val="white"/>
+        </w:rPr>
+        <w:t xml:space="preserve"> during the year </w:t>
+      </w:r>
+      <w:r>
+        <w:rPr>
+          <w:b/>
+          <w:bCs/>
+          <w:color w:val="202124"/>
+          <w:sz w:val="28"/>
+          <w:szCs w:val="28"/>
+          <w:highlight w:val="white"/>
+        </w:rPr>
         <w:t>{</w:t>
       </w:r>
       <w:proofErr w:type="spellStart"/>
       <w:r>
         <w:rPr>
+          <w:b/>
+          <w:bCs/>
           <w:color w:val="202124"/>
           <w:sz w:val="28"/>
           <w:szCs w:val="28"/>
           <w:highlight w:val="white"/>
         </w:rPr>
-        <w:t>parentName</w:t>
+        <w:t>academicYear</w:t>
       </w:r>
       <w:proofErr w:type="spellEnd"/>
       <w:r>
         <w:rPr>
+          <w:b/>
+          <w:bCs/>
           <w:color w:val="202124"/>
           <w:sz w:val="28"/>
           <w:szCs w:val="28"/>
           <w:highlight w:val="white"/>
         </w:rPr>
-        <w:t xml:space="preserve">} is a </w:t>
-      </w:r>
-      <w:proofErr w:type="spellStart"/>
-      <w:r>
+        <w:t>}.</w:t>
+      </w:r>
+    </w:p>
+    <w:p>
+      <w:pPr>
+        <w:pStyle w:val="normal1"/>
+        <w:spacing w:line="480" w:lineRule="auto"/>
+        <w:ind w:left="720" w:firstLine="720"/>
+        <w:jc w:val="both"/>
         <w:rPr>
           <w:color w:val="202124"/>
           <w:sz w:val="28"/>
           <w:szCs w:val="28"/>
-          <w:highlight w:val="white"/>
-        </w:rPr>
-        <w:t>bonafide</w:t>
-      </w:r>
-      <w:proofErr w:type="spellEnd"/>
+        </w:rPr>
+      </w:pPr>
       <w:r>
         <w:rPr>
           <w:color w:val="202124"/>
           <w:sz w:val="28"/>
           <w:szCs w:val="28"/>
-          <w:highlight w:val="white"/>
-        </w:rPr>
-        <w:t xml:space="preserve"> student of this College studying in </w:t>
-      </w:r>
-      <w:r>
-        <w:rPr>
-          <w:b/>
-          <w:bCs/>
-          <w:color w:val="202124"/>
-          <w:sz w:val="28"/>
-          <w:szCs w:val="28"/>
-          <w:highlight w:val="white"/>
-        </w:rPr>
-        <w:t>{year}</w:t>
-      </w:r>
-      <w:r>
-        <w:rPr>
-          <w:color w:val="202124"/>
-          <w:sz w:val="28"/>
-          <w:szCs w:val="28"/>
-          <w:highlight w:val="white"/>
-        </w:rPr>
-        <w:t xml:space="preserve"> Year, </w:t>
-      </w:r>
-      <w:r>
-        <w:rPr>
-          <w:b/>
-          <w:bCs/>
-          <w:color w:val="202124"/>
-          <w:sz w:val="28"/>
-          <w:szCs w:val="28"/>
-          <w:highlight w:val="white"/>
-        </w:rPr>
-        <w:t>{course} - {branch}</w:t>
-      </w:r>
-      <w:r>
-        <w:rPr>
-          <w:color w:val="202124"/>
-          <w:sz w:val="28"/>
-          <w:szCs w:val="28"/>
-          <w:highlight w:val="white"/>
-        </w:rPr>
-        <w:t xml:space="preserve"> during the year </w:t>
-      </w:r>
-      <w:r>
-        <w:rPr>
-          <w:b/>
-          <w:bCs/>
-          <w:color w:val="202124"/>
-          <w:sz w:val="28"/>
-          <w:szCs w:val="28"/>
-          <w:highlight w:val="white"/>
-        </w:rPr>
-        <w:t>{</w:t>
-      </w:r>
-      <w:proofErr w:type="spellStart"/>
-      <w:r>
-        <w:rPr>
-          <w:b/>
-          <w:bCs/>
-          <w:color w:val="202124"/>
-          <w:sz w:val="28"/>
-          <w:szCs w:val="28"/>
-          <w:highlight w:val="white"/>
-        </w:rPr>
-        <w:t>academicYear</w:t>
-      </w:r>
-      <w:proofErr w:type="spellEnd"/>
-      <w:r>
-        <w:rPr>
-          <w:b/>
-          <w:bCs/>
-          <w:color w:val="202124"/>
-          <w:sz w:val="28"/>
-          <w:szCs w:val="28"/>
-          <w:highlight w:val="white"/>
-        </w:rPr>
-        <w:t>}.</w:t>
-      </w:r>
-    </w:p>
-    <w:p>
-      <w:pPr>
-        <w:pStyle w:val="normal1"/>
-        <w:tabs>
-          <w:tab w:val="left" w:pos="8460"/>
-        </w:tabs>
-        <w:spacing w:line="480" w:lineRule="auto"/>
-        <w:ind w:left="630" w:firstLine="180"/>
-        <w:jc w:val="both"/>
-        <w:rPr>
-          <w:color w:val="202124"/>
-          <w:sz w:val="28"/>
-          <w:szCs w:val="28"/>
-          <w:highlight w:val="white"/>
-        </w:rPr>
-      </w:pPr>
-      <w:r>
-        <w:rPr>
-          <w:sz w:val="28"/>
-          <w:szCs w:val="28"/>
-        </w:rPr>
-        <w:t xml:space="preserve"> This Certificate is issued to enable {</w:t>
+        </w:rPr>
+        <w:t xml:space="preserve">     </w:t>
+      </w:r>
+      <w:r>
+        <w:rPr>
+          <w:sz w:val="28"/>
+          <w:szCs w:val="28"/>
+        </w:rPr>
+        <w:t>This Certificate is issued to enable {</w:t>
       </w:r>
       <w:proofErr w:type="spellStart"/>
       <w:r>
